--- a/public/chapters/vol10/07-Chương-7-Vị-khách-bất-ngờ-dịp-cuối-năm.docx
+++ b/public/chapters/vol10/07-Chương-7-Vị-khách-bất-ngờ-dịp-cuối-năm.docx
@@ -4,8 +4,7 @@
   <w:body>
     <w:p>
       <w:pPr>
-        <w:pStyle w:val="Heading2"/>
-        <w:spacing w:before="400" w:after="280"/>
+        <w:spacing w:before="360" w:after="280"/>
         <w:jc w:val="center"/>
       </w:pPr>
       <w:r>
@@ -20,7 +19,7 @@
     </w:p>
     <w:p>
       <w:pPr>
-        <w:spacing w:line="300" w:lineRule="auto" w:after="120"/>
+        <w:spacing w:before="0" w:after="120" w:line="276" w:lineRule="auto"/>
       </w:pPr>
       <w:r>
         <w:rPr>
@@ -33,7 +32,7 @@
     </w:p>
     <w:p>
       <w:pPr>
-        <w:spacing w:line="300" w:lineRule="auto" w:after="120"/>
+        <w:spacing w:before="0" w:after="120" w:line="276" w:lineRule="auto"/>
       </w:pPr>
       <w:r>
         <w:rPr>
@@ -46,7 +45,7 @@
     </w:p>
     <w:p>
       <w:pPr>
-        <w:spacing w:line="300" w:lineRule="auto" w:after="120"/>
+        <w:spacing w:before="0" w:after="120" w:line="276" w:lineRule="auto"/>
       </w:pPr>
       <w:r>
         <w:rPr>
@@ -59,7 +58,7 @@
     </w:p>
     <w:p>
       <w:pPr>
-        <w:spacing w:line="300" w:lineRule="auto" w:after="120"/>
+        <w:spacing w:before="0" w:after="120" w:line="276" w:lineRule="auto"/>
       </w:pPr>
       <w:r>
         <w:rPr>
@@ -72,7 +71,7 @@
     </w:p>
     <w:p>
       <w:pPr>
-        <w:spacing w:line="300" w:lineRule="auto" w:after="120"/>
+        <w:spacing w:before="0" w:after="120" w:line="276" w:lineRule="auto"/>
       </w:pPr>
       <w:r>
         <w:rPr>
@@ -85,7 +84,7 @@
     </w:p>
     <w:p>
       <w:pPr>
-        <w:spacing w:line="300" w:lineRule="auto" w:after="120"/>
+        <w:spacing w:before="0" w:after="120" w:line="276" w:lineRule="auto"/>
       </w:pPr>
       <w:r>
         <w:rPr>
@@ -98,7 +97,7 @@
     </w:p>
     <w:p>
       <w:pPr>
-        <w:spacing w:line="300" w:lineRule="auto" w:after="120"/>
+        <w:spacing w:before="0" w:after="120" w:line="276" w:lineRule="auto"/>
       </w:pPr>
       <w:r>
         <w:rPr>
@@ -111,7 +110,7 @@
     </w:p>
     <w:p>
       <w:pPr>
-        <w:spacing w:line="300" w:lineRule="auto" w:after="120"/>
+        <w:spacing w:before="0" w:after="120" w:line="276" w:lineRule="auto"/>
       </w:pPr>
       <w:r>
         <w:rPr>
@@ -124,7 +123,7 @@
     </w:p>
     <w:p>
       <w:pPr>
-        <w:spacing w:line="300" w:lineRule="auto" w:after="120"/>
+        <w:spacing w:before="0" w:after="120" w:line="276" w:lineRule="auto"/>
       </w:pPr>
       <w:r>
         <w:rPr>
@@ -137,7 +136,7 @@
     </w:p>
     <w:p>
       <w:pPr>
-        <w:spacing w:line="300" w:lineRule="auto" w:after="120"/>
+        <w:spacing w:before="0" w:after="120" w:line="276" w:lineRule="auto"/>
       </w:pPr>
       <w:r>
         <w:rPr>
@@ -150,7 +149,7 @@
     </w:p>
     <w:p>
       <w:pPr>
-        <w:spacing w:line="300" w:lineRule="auto" w:after="120"/>
+        <w:spacing w:before="0" w:after="120" w:line="276" w:lineRule="auto"/>
       </w:pPr>
       <w:r>
         <w:rPr>
@@ -163,20 +162,20 @@
     </w:p>
     <w:p>
       <w:pPr>
-        <w:spacing w:line="300" w:lineRule="auto" w:after="120"/>
-      </w:pPr>
-      <w:r>
-        <w:rPr>
-          <w:rFonts w:ascii="Montserrat" w:hAnsi="Montserrat"/>
-          <w:color w:val="222222"/>
-          <w:sz w:val="24"/>
-        </w:rPr>
-        <w:t>“Hi hi, tớ rất vui vì cậu hiểu được việc này tốn nhiều thời gian đến mức nào. Từng món osechi riêng lẻ thì không quá phức tạp, nhưng khi cộng dồn nhiều món lại với nhau, chúng bắt đầu chất đống lên. Nó đòi hỏi rất nhiều thời gian và công sức đấy ạ.”</w:t>
-      </w:r>
-    </w:p>
-    <w:p>
-      <w:pPr>
-        <w:spacing w:line="300" w:lineRule="auto" w:after="120"/>
+        <w:spacing w:before="0" w:after="120" w:line="276" w:lineRule="auto"/>
+      </w:pPr>
+      <w:r>
+        <w:rPr>
+          <w:rFonts w:ascii="Montserrat" w:hAnsi="Montserrat"/>
+          <w:color w:val="222222"/>
+          <w:sz w:val="24"/>
+        </w:rPr>
+        <w:t>“Hi hi, tớ rất vui vì cậu hiểu được việc này tốn nhiều thời gian đến mức nào. Từng món osechi riêng lẻ thì không quá phức tạp, nhưng khi cộng dồn nhiều món lại với nhau, chúng bắt đầu chất đống lên. Nó đòi hỏi rất nhiều thời gian và công sức đấy chứ.”</w:t>
+      </w:r>
+    </w:p>
+    <w:p>
+      <w:pPr>
+        <w:spacing w:before="0" w:after="120" w:line="276" w:lineRule="auto"/>
       </w:pPr>
       <w:r>
         <w:rPr>
@@ -189,7 +188,7 @@
     </w:p>
     <w:p>
       <w:pPr>
-        <w:spacing w:line="300" w:lineRule="auto" w:after="120"/>
+        <w:spacing w:before="0" w:after="120" w:line="276" w:lineRule="auto"/>
       </w:pPr>
       <w:r>
         <w:rPr>
@@ -202,7 +201,7 @@
     </w:p>
     <w:p>
       <w:pPr>
-        <w:spacing w:line="300" w:lineRule="auto" w:after="120"/>
+        <w:spacing w:before="0" w:after="120" w:line="276" w:lineRule="auto"/>
       </w:pPr>
       <w:r>
         <w:rPr>
@@ -215,7 +214,7 @@
     </w:p>
     <w:p>
       <w:pPr>
-        <w:spacing w:line="300" w:lineRule="auto" w:after="120"/>
+        <w:spacing w:before="0" w:after="120" w:line="276" w:lineRule="auto"/>
       </w:pPr>
       <w:r>
         <w:rPr>
@@ -228,7 +227,7 @@
     </w:p>
     <w:p>
       <w:pPr>
-        <w:spacing w:line="300" w:lineRule="auto" w:after="120"/>
+        <w:spacing w:before="0" w:after="120" w:line="276" w:lineRule="auto"/>
       </w:pPr>
       <w:r>
         <w:rPr>
@@ -241,20 +240,20 @@
     </w:p>
     <w:p>
       <w:pPr>
-        <w:spacing w:line="300" w:lineRule="auto" w:after="120"/>
-      </w:pPr>
-      <w:r>
-        <w:rPr>
-          <w:rFonts w:ascii="Montserrat" w:hAnsi="Montserrat"/>
-          <w:color w:val="222222"/>
-          <w:sz w:val="24"/>
-        </w:rPr>
-        <w:t>“Tất cả là nhờ vào sự chỉ bảo của cô Koyuki đấy ạ,” Mahiru trả lời. “Để đảm bảo tớ có thể chuẩn bị sẵn sàng cho mọi tình huống, cô ấy đã dạy cho tớ đủ mọi thứ trên đời.”</w:t>
-      </w:r>
-    </w:p>
-    <w:p>
-      <w:pPr>
-        <w:spacing w:line="300" w:lineRule="auto" w:after="120"/>
+        <w:spacing w:before="0" w:after="120" w:line="276" w:lineRule="auto"/>
+      </w:pPr>
+      <w:r>
+        <w:rPr>
+          <w:rFonts w:ascii="Montserrat" w:hAnsi="Montserrat"/>
+          <w:color w:val="222222"/>
+          <w:sz w:val="24"/>
+        </w:rPr>
+        <w:t>“Tất cả là nhờ vào sự chỉ bảo của bác Koyuki đấy ạ,” Mahiru trả lời. “Để đảm bảo tớ có thể chuẩn bị sẵn sàng cho mọi tình huống, bác ấy đã dạy cho tớ đủ mọi thứ trên đời.”</w:t>
+      </w:r>
+    </w:p>
+    <w:p>
+      <w:pPr>
+        <w:spacing w:before="0" w:after="120" w:line="276" w:lineRule="auto"/>
       </w:pPr>
       <w:r>
         <w:rPr>
@@ -267,7 +266,7 @@
     </w:p>
     <w:p>
       <w:pPr>
-        <w:spacing w:line="300" w:lineRule="auto" w:after="120"/>
+        <w:spacing w:before="0" w:after="120" w:line="276" w:lineRule="auto"/>
       </w:pPr>
       <w:r>
         <w:rPr>
@@ -280,7 +279,7 @@
     </w:p>
     <w:p>
       <w:pPr>
-        <w:spacing w:line="300" w:lineRule="auto" w:after="120"/>
+        <w:spacing w:before="0" w:after="120" w:line="276" w:lineRule="auto"/>
       </w:pPr>
       <w:r>
         <w:rPr>
@@ -293,59 +292,59 @@
     </w:p>
     <w:p>
       <w:pPr>
-        <w:spacing w:line="300" w:lineRule="auto" w:after="120"/>
-      </w:pPr>
-      <w:r>
-        <w:rPr>
-          <w:rFonts w:ascii="Montserrat" w:hAnsi="Montserrat"/>
-          <w:color w:val="222222"/>
-          <w:sz w:val="24"/>
-        </w:rPr>
-        <w:t>Dù bạn có nhìn nhận theo cách nào đi chăng nữa, năng lực của cô Koyuki còn lâu mới gọi là bình thường.</w:t>
-      </w:r>
-    </w:p>
-    <w:p>
-      <w:pPr>
-        <w:spacing w:line="300" w:lineRule="auto" w:after="120"/>
-      </w:pPr>
-      <w:r>
-        <w:rPr>
-          <w:rFonts w:ascii="Montserrat" w:hAnsi="Montserrat"/>
-          <w:color w:val="222222"/>
-          <w:sz w:val="24"/>
-        </w:rPr>
-        <w:t>Mặc dù cô Koyuki trở thành người quản gia cho gia đình Mahiru sau khi con ruột của cô đã đủ lớn để sống tự lập mà không cần sự giám sát của mẹ, cô chắc hẳn đã làm công việc của một người nội trợ suốt nhiều năm trời. Sự thật rằng cô không chỉ là một người nội trợ bình thường được thể hiện rõ qua cách cô đã truyền dạy cho Mahiru những kỹ năng tề gia nội trợ hoàn hảo đến mức này. Hơn thế nữa, cô Koyuki thậm chí còn cung cấp một sự giáo dục cảm xúc vô cùng chu đáo. Điều khiến cô càng trở nên đáng nể hơn cả chính là việc cô đối xử với Mahiru—người không phải là con ruột của mình—bằng sự quan tâm chăm sóc và tình yêu thương chân thành, đưa ra cho cô bé những lời chỉ dẫn từ tận đáy lòng như thể Mahiru chính là con gái ruột của mình vậy.</w:t>
-      </w:r>
-    </w:p>
-    <w:p>
-      <w:pPr>
-        <w:spacing w:line="300" w:lineRule="auto" w:after="120"/>
-      </w:pPr>
-      <w:r>
-        <w:rPr>
-          <w:rFonts w:ascii="Montserrat" w:hAnsi="Montserrat"/>
-          <w:color w:val="222222"/>
-          <w:sz w:val="24"/>
-        </w:rPr>
-        <w:t>Amane thực sự muốn chỉ ra rằng chẳng có điểm nào gọi là 'bình thường' ở cô Koyuki cả, nhưng vì họ không đủ thân thiết để cậu có thể tùy tiện liên lạc với cô ấy, cậu không còn lựa chọn nào khác ngoài việc gác lại suy nghĩ đó.</w:t>
-      </w:r>
-    </w:p>
-    <w:p>
-      <w:pPr>
-        <w:spacing w:line="300" w:lineRule="auto" w:after="120"/>
-      </w:pPr>
-      <w:r>
-        <w:rPr>
-          <w:rFonts w:ascii="Montserrat" w:hAnsi="Montserrat"/>
-          <w:color w:val="222222"/>
-          <w:sz w:val="24"/>
-        </w:rPr>
-        <w:t>“Nhìn vào cô Koyuki khiến người ta đánh mất đi khái niệm về ý nghĩa thực sự của từ 'bình thường' luôn đấy ạ,” Mahiru nhận xét.</w:t>
-      </w:r>
-    </w:p>
-    <w:p>
-      <w:pPr>
-        <w:spacing w:line="300" w:lineRule="auto" w:after="120"/>
+        <w:spacing w:before="0" w:after="120" w:line="276" w:lineRule="auto"/>
+      </w:pPr>
+      <w:r>
+        <w:rPr>
+          <w:rFonts w:ascii="Montserrat" w:hAnsi="Montserrat"/>
+          <w:color w:val="222222"/>
+          <w:sz w:val="24"/>
+        </w:rPr>
+        <w:t>Dù bạn có nhìn nhận theo cách nào đi chăng nữa, năng lực của bác Koyuki còn lâu mới gọi là bình thường.</w:t>
+      </w:r>
+    </w:p>
+    <w:p>
+      <w:pPr>
+        <w:spacing w:before="0" w:after="120" w:line="276" w:lineRule="auto"/>
+      </w:pPr>
+      <w:r>
+        <w:rPr>
+          <w:rFonts w:ascii="Montserrat" w:hAnsi="Montserrat"/>
+          <w:color w:val="222222"/>
+          <w:sz w:val="24"/>
+        </w:rPr>
+        <w:t>Mặc dù bác Koyuki trở thành người quản gia cho gia đình Mahiru sau khi con ruột của cô đã đủ lớn để sống tự lập mà không cần sự giám sát của mẹ, bác chắc hẳn đã làm công việc của một người nội trợ suốt nhiều năm trời. Sự thật rằng cô không chỉ là một người nội trợ bình thường được thể hiện rõ qua cách cô đã truyền dạy cho Mahiru những kỹ năng tề gia nội trợ hoàn hảo đến mức này. Hơn thế nữa, bác Koyuki thậm chí còn cung cấp một sự giáo dục cảm xúc vô cùng chu đáo. Điều khiến cô càng trở nên đáng nể hơn cả chính là việc cô đối xử với Mahiru—người không phải là con ruột của mình—bằng sự quan tâm chăm sóc và tình yêu thương chân thành, đưa ra cho cô bé những lời chỉ dẫn từ tận đáy lòng như thể Mahiru chính là con gái ruột của mình vậy.</w:t>
+      </w:r>
+    </w:p>
+    <w:p>
+      <w:pPr>
+        <w:spacing w:before="0" w:after="120" w:line="276" w:lineRule="auto"/>
+      </w:pPr>
+      <w:r>
+        <w:rPr>
+          <w:rFonts w:ascii="Montserrat" w:hAnsi="Montserrat"/>
+          <w:color w:val="222222"/>
+          <w:sz w:val="24"/>
+        </w:rPr>
+        <w:t>Amane thực sự muốn chỉ ra rằng chẳng có điểm nào gọi là 'bình thường' ở bác Koyuki cả, nhưng vì họ không đủ thân thiết để cậu có thể tùy tiện liên lạc với bác ấy, cậu không còn lựa chọn nào khác ngoài việc gác lại suy nghĩ đó.</w:t>
+      </w:r>
+    </w:p>
+    <w:p>
+      <w:pPr>
+        <w:spacing w:before="0" w:after="120" w:line="276" w:lineRule="auto"/>
+      </w:pPr>
+      <w:r>
+        <w:rPr>
+          <w:rFonts w:ascii="Montserrat" w:hAnsi="Montserrat"/>
+          <w:color w:val="222222"/>
+          <w:sz w:val="24"/>
+        </w:rPr>
+        <w:t>“Nhìn vào bác Koyuki khiến người ta đánh mất đi khái niệm về ý nghĩa thực sự của từ 'bình thường' luôn đấy ạ,” Mahiru nhận xét.</w:t>
+      </w:r>
+    </w:p>
+    <w:p>
+      <w:pPr>
+        <w:spacing w:before="0" w:after="120" w:line="276" w:lineRule="auto"/>
       </w:pPr>
       <w:r>
         <w:rPr>
@@ -358,7 +357,7 @@
     </w:p>
     <w:p>
       <w:pPr>
-        <w:spacing w:line="300" w:lineRule="auto" w:after="120"/>
+        <w:spacing w:before="0" w:after="120" w:line="276" w:lineRule="auto"/>
       </w:pPr>
       <w:r>
         <w:rPr>
@@ -371,7 +370,7 @@
     </w:p>
     <w:p>
       <w:pPr>
-        <w:spacing w:line="300" w:lineRule="auto" w:after="120"/>
+        <w:spacing w:before="0" w:after="120" w:line="276" w:lineRule="auto"/>
       </w:pPr>
       <w:r>
         <w:rPr>
@@ -384,20 +383,20 @@
     </w:p>
     <w:p>
       <w:pPr>
-        <w:spacing w:line="300" w:lineRule="auto" w:after="120"/>
-      </w:pPr>
-      <w:r>
-        <w:rPr>
-          <w:rFonts w:ascii="Montserrat" w:hAnsi="Montserrat"/>
-          <w:color w:val="222222"/>
-          <w:sz w:val="24"/>
-        </w:rPr>
-        <w:t>Cô Koyuki chắc chắn là một người phụ nữ phi thường đáng kinh ngạc, nhưng sự thật rằng Mahiru, người đã tiếp nhận nền giáo dục chuyên biệt từ cô ấy, cũng phi thường không kém dường như lại không hề đọng lại trong nhận thức của cô. Mahiru luôn nỗ lực làm việc chăm chỉ một cách dễ dàng và chưa từng bỏ qua việc luyện tập lặp đi lặp lại, đón nhận tất cả như một lẽ tự nhiên. Nhưng trong thực tế, đó là những phẩm chất vô cùng đáng được ngợi khen, những phẩm chất mà cô hoàn toàn có quyền tự hào về chính mình.</w:t>
-      </w:r>
-    </w:p>
-    <w:p>
-      <w:pPr>
-        <w:spacing w:line="300" w:lineRule="auto" w:after="120"/>
+        <w:spacing w:before="0" w:after="120" w:line="276" w:lineRule="auto"/>
+      </w:pPr>
+      <w:r>
+        <w:rPr>
+          <w:rFonts w:ascii="Montserrat" w:hAnsi="Montserrat"/>
+          <w:color w:val="222222"/>
+          <w:sz w:val="24"/>
+        </w:rPr>
+        <w:t>Bác Koyuki chắc chắn là một người phụ nữ phi thường đáng kinh ngạc, nhưng sự thật rằng Mahiru, người đã tiếp nhận nền giáo dục chuyên biệt từ cô ấy, cũng phi thường không kém dường như lại không hề đọng lại trong nhận thức của cô. Mahiru luôn nỗ lực làm việc chăm chỉ một cách dễ dàng và chưa từng bỏ qua việc luyện tập lặp đi lặp lại, đón nhận tất cả như một lẽ tự nhiên. Nhưng trong thực tế, đó là những phẩm chất vô cùng đáng được ngợi khen, những phẩm chất mà cô hoàn toàn có quyền tự hào về chính mình.</w:t>
+      </w:r>
+    </w:p>
+    <w:p>
+      <w:pPr>
+        <w:spacing w:before="0" w:after="120" w:line="276" w:lineRule="auto"/>
       </w:pPr>
       <w:r>
         <w:rPr>
@@ -410,7 +409,7 @@
     </w:p>
     <w:p>
       <w:pPr>
-        <w:spacing w:line="300" w:lineRule="auto" w:after="120"/>
+        <w:spacing w:before="0" w:after="120" w:line="276" w:lineRule="auto"/>
       </w:pPr>
       <w:r>
         <w:rPr>
@@ -423,20 +422,20 @@
     </w:p>
     <w:p>
       <w:pPr>
-        <w:spacing w:line="300" w:lineRule="auto" w:after="120"/>
-      </w:pPr>
-      <w:r>
-        <w:rPr>
-          <w:rFonts w:ascii="Montserrat" w:hAnsi="Montserrat"/>
-          <w:color w:val="222222"/>
-          <w:sz w:val="24"/>
-        </w:rPr>
-        <w:t>“…Cảm ơn cậu nhé, nhưng nịnh nọt cũng không giúp cậu được gì đâu ạ.”</w:t>
-      </w:r>
-    </w:p>
-    <w:p>
-      <w:pPr>
-        <w:spacing w:line="300" w:lineRule="auto" w:after="120"/>
+        <w:spacing w:before="0" w:after="120" w:line="276" w:lineRule="auto"/>
+      </w:pPr>
+      <w:r>
+        <w:rPr>
+          <w:rFonts w:ascii="Montserrat" w:hAnsi="Montserrat"/>
+          <w:color w:val="222222"/>
+          <w:sz w:val="24"/>
+        </w:rPr>
+        <w:t>“…Cảm ơn cậu nhé, nhưng nịnh nọt cũng không giúp cậu được gì đâu nè.”</w:t>
+      </w:r>
+    </w:p>
+    <w:p>
+      <w:pPr>
+        <w:spacing w:before="0" w:after="120" w:line="276" w:lineRule="auto"/>
       </w:pPr>
       <w:r>
         <w:rPr>
@@ -449,7 +448,7 @@
     </w:p>
     <w:p>
       <w:pPr>
-        <w:spacing w:line="300" w:lineRule="auto" w:after="120"/>
+        <w:spacing w:before="0" w:after="120" w:line="276" w:lineRule="auto"/>
       </w:pPr>
       <w:r>
         <w:rPr>
@@ -462,7 +461,7 @@
     </w:p>
     <w:p>
       <w:pPr>
-        <w:spacing w:line="300" w:lineRule="auto" w:after="120"/>
+        <w:spacing w:before="0" w:after="120" w:line="276" w:lineRule="auto"/>
       </w:pPr>
       <w:r>
         <w:rPr>
@@ -475,7 +474,7 @@
     </w:p>
     <w:p>
       <w:pPr>
-        <w:spacing w:line="300" w:lineRule="auto" w:after="120"/>
+        <w:spacing w:before="0" w:after="120" w:line="276" w:lineRule="auto"/>
       </w:pPr>
       <w:r>
         <w:rPr>
@@ -488,7 +487,7 @@
     </w:p>
     <w:p>
       <w:pPr>
-        <w:spacing w:line="300" w:lineRule="auto" w:after="120"/>
+        <w:spacing w:before="0" w:after="120" w:line="276" w:lineRule="auto"/>
       </w:pPr>
       <w:r>
         <w:rPr>
@@ -501,7 +500,7 @@
     </w:p>
     <w:p>
       <w:pPr>
-        <w:spacing w:line="300" w:lineRule="auto" w:after="120"/>
+        <w:spacing w:before="0" w:after="120" w:line="276" w:lineRule="auto"/>
       </w:pPr>
       <w:r>
         <w:rPr>
@@ -514,7 +513,7 @@
     </w:p>
     <w:p>
       <w:pPr>
-        <w:spacing w:line="300" w:lineRule="auto" w:after="120"/>
+        <w:spacing w:before="0" w:after="120" w:line="276" w:lineRule="auto"/>
       </w:pPr>
       <w:r>
         <w:rPr>
@@ -527,14 +526,14 @@
     </w:p>
     <w:p>
       <w:pPr>
-        <w:spacing w:before="320" w:after="320"/>
+        <w:spacing w:before="280" w:after="280"/>
         <w:jc w:val="center"/>
       </w:pPr>
       <w:r>
         <w:rPr>
           <w:rFonts w:ascii="Montserrat" w:hAnsi="Montserrat"/>
           <w:b w:val="0"/>
-          <w:color w:val="222222"/>
+          <w:color w:val="333333"/>
           <w:sz w:val="26"/>
         </w:rPr>
         <w:t>✧ ₊ ✦ ₊ ✧</w:t>
@@ -542,7 +541,7 @@
     </w:p>
     <w:p>
       <w:pPr>
-        <w:spacing w:line="300" w:lineRule="auto" w:after="120"/>
+        <w:spacing w:before="0" w:after="120" w:line="276" w:lineRule="auto"/>
       </w:pPr>
       <w:r>
         <w:rPr>
@@ -555,7 +554,7 @@
     </w:p>
     <w:p>
       <w:pPr>
-        <w:spacing w:line="300" w:lineRule="auto" w:after="120"/>
+        <w:spacing w:before="0" w:after="120" w:line="276" w:lineRule="auto"/>
       </w:pPr>
       <w:r>
         <w:rPr>
@@ -568,7 +567,7 @@
     </w:p>
     <w:p>
       <w:pPr>
-        <w:spacing w:line="300" w:lineRule="auto" w:after="120"/>
+        <w:spacing w:before="0" w:after="120" w:line="276" w:lineRule="auto"/>
       </w:pPr>
       <w:r>
         <w:rPr>
@@ -581,7 +580,7 @@
     </w:p>
     <w:p>
       <w:pPr>
-        <w:spacing w:line="300" w:lineRule="auto" w:after="120"/>
+        <w:spacing w:before="0" w:after="120" w:line="276" w:lineRule="auto"/>
       </w:pPr>
       <w:r>
         <w:rPr>
@@ -594,7 +593,7 @@
     </w:p>
     <w:p>
       <w:pPr>
-        <w:spacing w:line="300" w:lineRule="auto" w:after="120"/>
+        <w:spacing w:before="0" w:after="120" w:line="276" w:lineRule="auto"/>
       </w:pPr>
       <w:r>
         <w:rPr>
@@ -607,7 +606,7 @@
     </w:p>
     <w:p>
       <w:pPr>
-        <w:spacing w:line="300" w:lineRule="auto" w:after="120"/>
+        <w:spacing w:before="0" w:after="120" w:line="276" w:lineRule="auto"/>
       </w:pPr>
       <w:r>
         <w:rPr>
@@ -620,7 +619,7 @@
     </w:p>
     <w:p>
       <w:pPr>
-        <w:spacing w:line="300" w:lineRule="auto" w:after="120"/>
+        <w:spacing w:before="0" w:after="120" w:line="276" w:lineRule="auto"/>
       </w:pPr>
       <w:r>
         <w:rPr>
@@ -633,7 +632,7 @@
     </w:p>
     <w:p>
       <w:pPr>
-        <w:spacing w:line="300" w:lineRule="auto" w:after="120"/>
+        <w:spacing w:before="0" w:after="120" w:line="276" w:lineRule="auto"/>
       </w:pPr>
       <w:r>
         <w:rPr>
@@ -646,7 +645,7 @@
     </w:p>
     <w:p>
       <w:pPr>
-        <w:spacing w:line="300" w:lineRule="auto" w:after="120"/>
+        <w:spacing w:before="0" w:after="120" w:line="276" w:lineRule="auto"/>
       </w:pPr>
       <w:r>
         <w:rPr>
@@ -659,7 +658,7 @@
     </w:p>
     <w:p>
       <w:pPr>
-        <w:spacing w:line="300" w:lineRule="auto" w:after="120"/>
+        <w:spacing w:before="0" w:after="120" w:line="276" w:lineRule="auto"/>
       </w:pPr>
       <w:r>
         <w:rPr>
@@ -672,7 +671,7 @@
     </w:p>
     <w:p>
       <w:pPr>
-        <w:spacing w:line="300" w:lineRule="auto" w:after="120"/>
+        <w:spacing w:before="0" w:after="120" w:line="276" w:lineRule="auto"/>
       </w:pPr>
       <w:r>
         <w:rPr>
@@ -685,7 +684,7 @@
     </w:p>
     <w:p>
       <w:pPr>
-        <w:spacing w:line="300" w:lineRule="auto" w:after="120"/>
+        <w:spacing w:before="0" w:after="120" w:line="276" w:lineRule="auto"/>
       </w:pPr>
       <w:r>
         <w:rPr>
@@ -698,20 +697,20 @@
     </w:p>
     <w:p>
       <w:pPr>
-        <w:spacing w:line="300" w:lineRule="auto" w:after="120"/>
-      </w:pPr>
-      <w:r>
-        <w:rPr>
-          <w:rFonts w:ascii="Montserrat" w:hAnsi="Montserrat"/>
-          <w:color w:val="222222"/>
-          <w:sz w:val="24"/>
-        </w:rPr>
-        <w:t>“Có chuyện gì không ổn sao ạ?” Mahiru hỏi.</w:t>
-      </w:r>
-    </w:p>
-    <w:p>
-      <w:pPr>
-        <w:spacing w:line="300" w:lineRule="auto" w:after="120"/>
+        <w:spacing w:before="0" w:after="120" w:line="276" w:lineRule="auto"/>
+      </w:pPr>
+      <w:r>
+        <w:rPr>
+          <w:rFonts w:ascii="Montserrat" w:hAnsi="Montserrat"/>
+          <w:color w:val="222222"/>
+          <w:sz w:val="24"/>
+        </w:rPr>
+        <w:t>“Có chuyện gì không ổn sao?” Mahiru hỏi.</w:t>
+      </w:r>
+    </w:p>
+    <w:p>
+      <w:pPr>
+        <w:spacing w:before="0" w:after="120" w:line="276" w:lineRule="auto"/>
       </w:pPr>
       <w:r>
         <w:rPr>
@@ -724,7 +723,7 @@
     </w:p>
     <w:p>
       <w:pPr>
-        <w:spacing w:line="300" w:lineRule="auto" w:after="120"/>
+        <w:spacing w:before="0" w:after="120" w:line="276" w:lineRule="auto"/>
       </w:pPr>
       <w:r>
         <w:rPr>
@@ -737,7 +736,7 @@
     </w:p>
     <w:p>
       <w:pPr>
-        <w:spacing w:line="300" w:lineRule="auto" w:after="120"/>
+        <w:spacing w:before="0" w:after="120" w:line="276" w:lineRule="auto"/>
       </w:pPr>
       <w:r>
         <w:rPr>
@@ -750,7 +749,7 @@
     </w:p>
     <w:p>
       <w:pPr>
-        <w:spacing w:line="300" w:lineRule="auto" w:after="120"/>
+        <w:spacing w:before="0" w:after="120" w:line="276" w:lineRule="auto"/>
       </w:pPr>
       <w:r>
         <w:rPr>
@@ -763,7 +762,7 @@
     </w:p>
     <w:p>
       <w:pPr>
-        <w:spacing w:line="300" w:lineRule="auto" w:after="120"/>
+        <w:spacing w:before="0" w:after="120" w:line="276" w:lineRule="auto"/>
       </w:pPr>
       <w:r>
         <w:rPr>
@@ -776,7 +775,7 @@
     </w:p>
     <w:p>
       <w:pPr>
-        <w:spacing w:line="300" w:lineRule="auto" w:after="120"/>
+        <w:spacing w:before="0" w:after="120" w:line="276" w:lineRule="auto"/>
       </w:pPr>
       <w:r>
         <w:rPr>
@@ -789,7 +788,7 @@
     </w:p>
     <w:p>
       <w:pPr>
-        <w:spacing w:line="300" w:lineRule="auto" w:after="120"/>
+        <w:spacing w:before="0" w:after="120" w:line="276" w:lineRule="auto"/>
       </w:pPr>
       <w:r>
         <w:rPr>
@@ -802,7 +801,7 @@
     </w:p>
     <w:p>
       <w:pPr>
-        <w:spacing w:line="300" w:lineRule="auto" w:after="120"/>
+        <w:spacing w:before="0" w:after="120" w:line="276" w:lineRule="auto"/>
       </w:pPr>
       <w:r>
         <w:rPr>
@@ -815,20 +814,20 @@
     </w:p>
     <w:p>
       <w:pPr>
-        <w:spacing w:line="300" w:lineRule="auto" w:after="120"/>
-      </w:pPr>
-      <w:r>
-        <w:rPr>
-          <w:rFonts w:ascii="Montserrat" w:hAnsi="Montserrat"/>
-          <w:color w:val="222222"/>
-          <w:sz w:val="24"/>
-        </w:rPr>
-        <w:t>Không muốn để họ phải chờ đợi lâu ngoài trời lạnh, Amane nhanh chóng bấm nút mở cửa sảnh chính của tòa chung cư, quyết định rằng tốt nhất là cứ để họ vào trong rồi hỏi rõ ngọn ngành sau. Quả nhiên, chỉ vài phút sau, tiếng chuông cửa căn hộ vang lên. Khi cậu mở cửa ra, hai người họ đang đứng sừng sững ở đó—Itsuki và bố cậu, chú Shuuto. Đó là một sự kết hợp kỳ lạ đến mức ngay cả Mahiru cũng không thể giấu nổi sự bối rối khi đứng bên cạnh Amane.</w:t>
-      </w:r>
-    </w:p>
-    <w:p>
-      <w:pPr>
-        <w:spacing w:line="300" w:lineRule="auto" w:after="120"/>
+        <w:spacing w:before="0" w:after="120" w:line="276" w:lineRule="auto"/>
+      </w:pPr>
+      <w:r>
+        <w:rPr>
+          <w:rFonts w:ascii="Montserrat" w:hAnsi="Montserrat"/>
+          <w:color w:val="222222"/>
+          <w:sz w:val="24"/>
+        </w:rPr>
+        <w:t>Không muốn để họ phải chờ đợi lâu ngoài trời lạnh, Amane nhanh chóng bấm nút mở cửa sảnh chính của tòa chung cư, quyết định rằng tốt nhất là cứ để họ vào trong rồi hỏi rõ ngọn ngành sau. Quả nhiên, chỉ vài phút sau, tiếng chuông cửa căn hộ vang lên. Khi cậu mở cửa ra, hai người họ đang đứng sừng sững ở đó—Itsuki và bố cậu, ông Shuuto. Đó là một sự kết hợp kỳ lạ đến mức ngay cả Mahiru cũng không thể giấu nổi sự bối rối khi đứng bên cạnh Amane.</w:t>
+      </w:r>
+    </w:p>
+    <w:p>
+      <w:pPr>
+        <w:spacing w:before="0" w:after="120" w:line="276" w:lineRule="auto"/>
       </w:pPr>
       <w:r>
         <w:rPr>
@@ -841,7 +840,7 @@
     </w:p>
     <w:p>
       <w:pPr>
-        <w:spacing w:line="300" w:lineRule="auto" w:after="120"/>
+        <w:spacing w:before="0" w:after="120" w:line="276" w:lineRule="auto"/>
       </w:pPr>
       <w:r>
         <w:rPr>
@@ -854,7 +853,7 @@
     </w:p>
     <w:p>
       <w:pPr>
-        <w:spacing w:line="300" w:lineRule="auto" w:after="120"/>
+        <w:spacing w:before="0" w:after="120" w:line="276" w:lineRule="auto"/>
       </w:pPr>
       <w:r>
         <w:rPr>
@@ -867,7 +866,7 @@
     </w:p>
     <w:p>
       <w:pPr>
-        <w:spacing w:line="300" w:lineRule="auto" w:after="120"/>
+        <w:spacing w:before="0" w:after="120" w:line="276" w:lineRule="auto"/>
       </w:pPr>
       <w:r>
         <w:rPr>
@@ -880,7 +879,7 @@
     </w:p>
     <w:p>
       <w:pPr>
-        <w:spacing w:line="300" w:lineRule="auto" w:after="120"/>
+        <w:spacing w:before="0" w:after="120" w:line="276" w:lineRule="auto"/>
       </w:pPr>
       <w:r>
         <w:rPr>
@@ -893,14 +892,14 @@
     </w:p>
     <w:p>
       <w:pPr>
-        <w:spacing w:before="320" w:after="320"/>
+        <w:spacing w:before="280" w:after="280"/>
         <w:jc w:val="center"/>
       </w:pPr>
       <w:r>
         <w:rPr>
           <w:rFonts w:ascii="Montserrat" w:hAnsi="Montserrat"/>
           <w:b w:val="0"/>
-          <w:color w:val="222222"/>
+          <w:color w:val="333333"/>
           <w:sz w:val="26"/>
         </w:rPr>
         <w:t>✧ ₊ ✦ ₊ ✧</w:t>
@@ -908,20 +907,20 @@
     </w:p>
     <w:p>
       <w:pPr>
-        <w:spacing w:line="300" w:lineRule="auto" w:after="120"/>
-      </w:pPr>
-      <w:r>
-        <w:rPr>
-          <w:rFonts w:ascii="Montserrat" w:hAnsi="Montserrat"/>
-          <w:color w:val="222222"/>
-          <w:sz w:val="24"/>
-        </w:rPr>
-        <w:t>Hơi nước bốc lên nhè nhẹ từ chiếc cốc đặt trên bàn, bay lơ lửng về phía Itsuki như muốn thổi lại sinh khí cho khuôn mặt tái nhợt của nó. Vì thấy nó có vẻ lạnh cóng, Mahiru đã pha cho nó một cốc trà gừng mật ong để sưởi ấm, trong khi chuẩn bị cho chú Shuuto món trà đen yêu thích của chú.</w:t>
-      </w:r>
-    </w:p>
-    <w:p>
-      <w:pPr>
-        <w:spacing w:line="300" w:lineRule="auto" w:after="120"/>
+        <w:spacing w:before="0" w:after="120" w:line="276" w:lineRule="auto"/>
+      </w:pPr>
+      <w:r>
+        <w:rPr>
+          <w:rFonts w:ascii="Montserrat" w:hAnsi="Montserrat"/>
+          <w:color w:val="222222"/>
+          <w:sz w:val="24"/>
+        </w:rPr>
+        <w:t>Hơi nước bốc lên nhè nhẹ từ chiếc cốc đặt trên bàn, bay lơ lửng về phía Itsuki như muốn thổi lại sinh khí cho khuôn mặt tái nhợt của nó. Vì thấy nó có vẻ lạnh cóng, Mahiru đã pha cho nó một cốc trà gừng mật ong để sưởi ấm, trong khi chuẩn bị cho bác Shuuto món trà đen yêu thích của bác.</w:t>
+      </w:r>
+    </w:p>
+    <w:p>
+      <w:pPr>
+        <w:spacing w:before="0" w:after="120" w:line="276" w:lineRule="auto"/>
       </w:pPr>
       <w:r>
         <w:rPr>
@@ -934,7 +933,7 @@
     </w:p>
     <w:p>
       <w:pPr>
-        <w:spacing w:line="300" w:lineRule="auto" w:after="120"/>
+        <w:spacing w:before="0" w:after="120" w:line="276" w:lineRule="auto"/>
       </w:pPr>
       <w:r>
         <w:rPr>
@@ -947,7 +946,7 @@
     </w:p>
     <w:p>
       <w:pPr>
-        <w:spacing w:line="300" w:lineRule="auto" w:after="120"/>
+        <w:spacing w:before="0" w:after="120" w:line="276" w:lineRule="auto"/>
       </w:pPr>
       <w:r>
         <w:rPr>
@@ -960,7 +959,7 @@
     </w:p>
     <w:p>
       <w:pPr>
-        <w:spacing w:line="300" w:lineRule="auto" w:after="120"/>
+        <w:spacing w:before="0" w:after="120" w:line="276" w:lineRule="auto"/>
       </w:pPr>
       <w:r>
         <w:rPr>
@@ -973,7 +972,7 @@
     </w:p>
     <w:p>
       <w:pPr>
-        <w:spacing w:line="300" w:lineRule="auto" w:after="120"/>
+        <w:spacing w:before="0" w:after="120" w:line="276" w:lineRule="auto"/>
       </w:pPr>
       <w:r>
         <w:rPr>
@@ -986,20 +985,20 @@
     </w:p>
     <w:p>
       <w:pPr>
-        <w:spacing w:line="300" w:lineRule="auto" w:after="120"/>
-      </w:pPr>
-      <w:r>
-        <w:rPr>
-          <w:rFonts w:ascii="Montserrat" w:hAnsi="Montserrat"/>
-          <w:color w:val="222222"/>
-          <w:sz w:val="24"/>
-        </w:rPr>
-        <w:t>“Chính xác là như vậy ạ,” Mahiru hòa giọng vào. “Chúng con đã không gặp nhau suốt hai tháng rồi. Chú Shuuto, đã lâu rồi không gặp chú ạ. Một lần nữa, cháu xin chân thành cảm ơn chú vì món quà Giáng sinh. Cháu đang sử dụng chúng rất tốt ạ.”</w:t>
-      </w:r>
-    </w:p>
-    <w:p>
-      <w:pPr>
-        <w:spacing w:line="300" w:lineRule="auto" w:after="120"/>
+        <w:spacing w:before="0" w:after="120" w:line="276" w:lineRule="auto"/>
+      </w:pPr>
+      <w:r>
+        <w:rPr>
+          <w:rFonts w:ascii="Montserrat" w:hAnsi="Montserrat"/>
+          <w:color w:val="222222"/>
+          <w:sz w:val="24"/>
+        </w:rPr>
+        <w:t>“Chính xác là như vậy ạ,” Mahiru hòa giọng vào. “Chúng con đã không gặp nhau suốt hai tháng rồi. Bác Shuuto, đã lâu rồi không gặp bác ạ. Một lần nữa, cháu xin chân thành cảm ơn bác vì món quà Giáng sinh. Cháu đang sử dụng chúng rất tốt ạ.”</w:t>
+      </w:r>
+    </w:p>
+    <w:p>
+      <w:pPr>
+        <w:spacing w:before="0" w:after="120" w:line="276" w:lineRule="auto"/>
       </w:pPr>
       <w:r>
         <w:rPr>
@@ -1012,7 +1011,7 @@
     </w:p>
     <w:p>
       <w:pPr>
-        <w:spacing w:line="300" w:lineRule="auto" w:after="120"/>
+        <w:spacing w:before="0" w:after="120" w:line="276" w:lineRule="auto"/>
       </w:pPr>
       <w:r>
         <w:rPr>
@@ -1025,20 +1024,20 @@
     </w:p>
     <w:p>
       <w:pPr>
-        <w:spacing w:line="300" w:lineRule="auto" w:after="120"/>
-      </w:pPr>
-      <w:r>
-        <w:rPr>
-          <w:rFonts w:ascii="Montserrat" w:hAnsi="Montserrat"/>
-          <w:color w:val="222222"/>
-          <w:sz w:val="24"/>
-        </w:rPr>
-        <w:t>“Gây phiền toái sao ạ? Hoàn toàn không có chuyện đó đâu ạ! Cháu thích chúng lắm, và điều đó khiến cháu cảm thấy vô cùng hạnh phúc ạ!”</w:t>
-      </w:r>
-    </w:p>
-    <w:p>
-      <w:pPr>
-        <w:spacing w:line="300" w:lineRule="auto" w:after="120"/>
+        <w:spacing w:before="0" w:after="120" w:line="276" w:lineRule="auto"/>
+      </w:pPr>
+      <w:r>
+        <w:rPr>
+          <w:rFonts w:ascii="Montserrat" w:hAnsi="Montserrat"/>
+          <w:color w:val="222222"/>
+          <w:sz w:val="24"/>
+        </w:rPr>
+        <w:t>“Gây phiền toái sao? Hoàn toàn không có chuyện đó đâu ạ! Cháu thích chúng lắm, và điều đó khiến cháu cảm thấy vô cùng hạnh phúc ạ!”</w:t>
+      </w:r>
+    </w:p>
+    <w:p>
+      <w:pPr>
+        <w:spacing w:before="0" w:after="120" w:line="276" w:lineRule="auto"/>
       </w:pPr>
       <w:r>
         <w:rPr>
@@ -1051,7 +1050,7 @@
     </w:p>
     <w:p>
       <w:pPr>
-        <w:spacing w:line="300" w:lineRule="auto" w:after="120"/>
+        <w:spacing w:before="0" w:after="120" w:line="276" w:lineRule="auto"/>
       </w:pPr>
       <w:r>
         <w:rPr>
@@ -1064,7 +1063,7 @@
     </w:p>
     <w:p>
       <w:pPr>
-        <w:spacing w:line="300" w:lineRule="auto" w:after="120"/>
+        <w:spacing w:before="0" w:after="120" w:line="276" w:lineRule="auto"/>
       </w:pPr>
       <w:r>
         <w:rPr>
@@ -1077,20 +1076,20 @@
     </w:p>
     <w:p>
       <w:pPr>
-        <w:spacing w:line="300" w:lineRule="auto" w:after="120"/>
-      </w:pPr>
-      <w:r>
-        <w:rPr>
-          <w:rFonts w:ascii="Montserrat" w:hAnsi="Montserrat"/>
-          <w:color w:val="222222"/>
-          <w:sz w:val="24"/>
-        </w:rPr>
-        <w:t>“Thật sao ạ? Ối chà, đúng thật này. Con đang mải phụ Mahiru làm mấy món osechi cho năm nay nên con không kiểm tra điện thoại… Con xin lỗi, lỗi tại con.”</w:t>
-      </w:r>
-    </w:p>
-    <w:p>
-      <w:pPr>
-        <w:spacing w:line="300" w:lineRule="auto" w:after="120"/>
+        <w:spacing w:before="0" w:after="120" w:line="276" w:lineRule="auto"/>
+      </w:pPr>
+      <w:r>
+        <w:rPr>
+          <w:rFonts w:ascii="Montserrat" w:hAnsi="Montserrat"/>
+          <w:color w:val="222222"/>
+          <w:sz w:val="24"/>
+        </w:rPr>
+        <w:t>“Thật sao? Ối chà, đúng thật này. Con đang mải phụ Mahiru làm mấy món osechi cho năm nay nên con không kiểm tra điện thoại… Con xin lỗi, lỗi tại con.”</w:t>
+      </w:r>
+    </w:p>
+    <w:p>
+      <w:pPr>
+        <w:spacing w:before="0" w:after="120" w:line="276" w:lineRule="auto"/>
       </w:pPr>
       <w:r>
         <w:rPr>
@@ -1103,7 +1102,7 @@
     </w:p>
     <w:p>
       <w:pPr>
-        <w:spacing w:line="300" w:lineRule="auto" w:after="120"/>
+        <w:spacing w:before="0" w:after="120" w:line="276" w:lineRule="auto"/>
       </w:pPr>
       <w:r>
         <w:rPr>
@@ -1116,7 +1115,7 @@
     </w:p>
     <w:p>
       <w:pPr>
-        <w:spacing w:line="300" w:lineRule="auto" w:after="120"/>
+        <w:spacing w:before="0" w:after="120" w:line="276" w:lineRule="auto"/>
       </w:pPr>
       <w:r>
         <w:rPr>
@@ -1129,7 +1128,7 @@
     </w:p>
     <w:p>
       <w:pPr>
-        <w:spacing w:line="300" w:lineRule="auto" w:after="120"/>
+        <w:spacing w:before="0" w:after="120" w:line="276" w:lineRule="auto"/>
       </w:pPr>
       <w:r>
         <w:rPr>
@@ -1142,7 +1141,7 @@
     </w:p>
     <w:p>
       <w:pPr>
-        <w:spacing w:line="300" w:lineRule="auto" w:after="120"/>
+        <w:spacing w:before="0" w:after="120" w:line="276" w:lineRule="auto"/>
       </w:pPr>
       <w:r>
         <w:rPr>
@@ -1155,7 +1154,7 @@
     </w:p>
     <w:p>
       <w:pPr>
-        <w:spacing w:line="300" w:lineRule="auto" w:after="120"/>
+        <w:spacing w:before="0" w:after="120" w:line="276" w:lineRule="auto"/>
       </w:pPr>
       <w:r>
         <w:rPr>
@@ -1168,7 +1167,7 @@
     </w:p>
     <w:p>
       <w:pPr>
-        <w:spacing w:line="300" w:lineRule="auto" w:after="120"/>
+        <w:spacing w:before="0" w:after="120" w:line="276" w:lineRule="auto"/>
       </w:pPr>
       <w:r>
         <w:rPr>
@@ -1181,7 +1180,7 @@
     </w:p>
     <w:p>
       <w:pPr>
-        <w:spacing w:line="300" w:lineRule="auto" w:after="120"/>
+        <w:spacing w:before="0" w:after="120" w:line="276" w:lineRule="auto"/>
       </w:pPr>
       <w:r>
         <w:rPr>
@@ -1194,7 +1193,7 @@
     </w:p>
     <w:p>
       <w:pPr>
-        <w:spacing w:line="300" w:lineRule="auto" w:after="120"/>
+        <w:spacing w:before="0" w:after="120" w:line="276" w:lineRule="auto"/>
       </w:pPr>
       <w:r>
         <w:rPr>
@@ -1207,7 +1206,7 @@
     </w:p>
     <w:p>
       <w:pPr>
-        <w:spacing w:line="300" w:lineRule="auto" w:after="120"/>
+        <w:spacing w:before="0" w:after="120" w:line="276" w:lineRule="auto"/>
       </w:pPr>
       <w:r>
         <w:rPr>
@@ -1220,7 +1219,7 @@
     </w:p>
     <w:p>
       <w:pPr>
-        <w:spacing w:line="300" w:lineRule="auto" w:after="120"/>
+        <w:spacing w:before="0" w:after="120" w:line="276" w:lineRule="auto"/>
       </w:pPr>
       <w:r>
         <w:rPr>
@@ -1233,7 +1232,7 @@
     </w:p>
     <w:p>
       <w:pPr>
-        <w:spacing w:line="300" w:lineRule="auto" w:after="120"/>
+        <w:spacing w:before="0" w:after="120" w:line="276" w:lineRule="auto"/>
       </w:pPr>
       <w:r>
         <w:rPr>
@@ -1246,7 +1245,7 @@
     </w:p>
     <w:p>
       <w:pPr>
-        <w:spacing w:line="300" w:lineRule="auto" w:after="120"/>
+        <w:spacing w:before="0" w:after="120" w:line="276" w:lineRule="auto"/>
       </w:pPr>
       <w:r>
         <w:rPr>
@@ -1259,7 +1258,7 @@
     </w:p>
     <w:p>
       <w:pPr>
-        <w:spacing w:line="300" w:lineRule="auto" w:after="120"/>
+        <w:spacing w:before="0" w:after="120" w:line="276" w:lineRule="auto"/>
       </w:pPr>
       <w:r>
         <w:rPr>
@@ -1272,7 +1271,7 @@
     </w:p>
     <w:p>
       <w:pPr>
-        <w:spacing w:line="300" w:lineRule="auto" w:after="120"/>
+        <w:spacing w:before="0" w:after="120" w:line="276" w:lineRule="auto"/>
       </w:pPr>
       <w:r>
         <w:rPr>
@@ -1285,7 +1284,7 @@
     </w:p>
     <w:p>
       <w:pPr>
-        <w:spacing w:line="300" w:lineRule="auto" w:after="120"/>
+        <w:spacing w:before="0" w:after="120" w:line="276" w:lineRule="auto"/>
       </w:pPr>
       <w:r>
         <w:rPr>
@@ -1298,7 +1297,7 @@
     </w:p>
     <w:p>
       <w:pPr>
-        <w:spacing w:line="300" w:lineRule="auto" w:after="120"/>
+        <w:spacing w:before="0" w:after="120" w:line="276" w:lineRule="auto"/>
       </w:pPr>
       <w:r>
         <w:rPr>
@@ -1311,7 +1310,7 @@
     </w:p>
     <w:p>
       <w:pPr>
-        <w:spacing w:line="300" w:lineRule="auto" w:after="120"/>
+        <w:spacing w:before="0" w:after="120" w:line="276" w:lineRule="auto"/>
       </w:pPr>
       <w:r>
         <w:rPr>
@@ -1324,7 +1323,7 @@
     </w:p>
     <w:p>
       <w:pPr>
-        <w:spacing w:line="300" w:lineRule="auto" w:after="120"/>
+        <w:spacing w:before="0" w:after="120" w:line="276" w:lineRule="auto"/>
       </w:pPr>
       <w:r>
         <w:rPr>
@@ -1337,7 +1336,7 @@
     </w:p>
     <w:p>
       <w:pPr>
-        <w:spacing w:line="300" w:lineRule="auto" w:after="120"/>
+        <w:spacing w:before="0" w:after="120" w:line="276" w:lineRule="auto"/>
       </w:pPr>
       <w:r>
         <w:rPr>
@@ -1350,7 +1349,7 @@
     </w:p>
     <w:p>
       <w:pPr>
-        <w:spacing w:line="300" w:lineRule="auto" w:after="120"/>
+        <w:spacing w:before="0" w:after="120" w:line="276" w:lineRule="auto"/>
       </w:pPr>
       <w:r>
         <w:rPr>
@@ -1363,7 +1362,7 @@
     </w:p>
     <w:p>
       <w:pPr>
-        <w:spacing w:line="300" w:lineRule="auto" w:after="120"/>
+        <w:spacing w:before="0" w:after="120" w:line="276" w:lineRule="auto"/>
       </w:pPr>
       <w:r>
         <w:rPr>
@@ -1376,7 +1375,7 @@
     </w:p>
     <w:p>
       <w:pPr>
-        <w:spacing w:line="300" w:lineRule="auto" w:after="120"/>
+        <w:spacing w:before="0" w:after="120" w:line="276" w:lineRule="auto"/>
       </w:pPr>
       <w:r>
         <w:rPr>
@@ -1389,7 +1388,7 @@
     </w:p>
     <w:p>
       <w:pPr>
-        <w:spacing w:line="300" w:lineRule="auto" w:after="120"/>
+        <w:spacing w:before="0" w:after="120" w:line="276" w:lineRule="auto"/>
       </w:pPr>
       <w:r>
         <w:rPr>
@@ -1402,7 +1401,7 @@
     </w:p>
     <w:p>
       <w:pPr>
-        <w:spacing w:line="300" w:lineRule="auto" w:after="120"/>
+        <w:spacing w:before="0" w:after="120" w:line="276" w:lineRule="auto"/>
       </w:pPr>
       <w:r>
         <w:rPr>
@@ -1415,7 +1414,7 @@
     </w:p>
     <w:p>
       <w:pPr>
-        <w:spacing w:line="300" w:lineRule="auto" w:after="120"/>
+        <w:spacing w:before="0" w:after="120" w:line="276" w:lineRule="auto"/>
       </w:pPr>
       <w:r>
         <w:rPr>
@@ -1428,7 +1427,7 @@
     </w:p>
     <w:p>
       <w:pPr>
-        <w:spacing w:line="300" w:lineRule="auto" w:after="120"/>
+        <w:spacing w:before="0" w:after="120" w:line="276" w:lineRule="auto"/>
       </w:pPr>
       <w:r>
         <w:rPr>
@@ -1441,7 +1440,7 @@
     </w:p>
     <w:p>
       <w:pPr>
-        <w:spacing w:line="300" w:lineRule="auto" w:after="120"/>
+        <w:spacing w:before="0" w:after="120" w:line="276" w:lineRule="auto"/>
       </w:pPr>
       <w:r>
         <w:rPr>
@@ -1454,7 +1453,7 @@
     </w:p>
     <w:p>
       <w:pPr>
-        <w:spacing w:line="300" w:lineRule="auto" w:after="120"/>
+        <w:spacing w:before="0" w:after="120" w:line="276" w:lineRule="auto"/>
       </w:pPr>
       <w:r>
         <w:rPr>
@@ -1467,7 +1466,7 @@
     </w:p>
     <w:p>
       <w:pPr>
-        <w:spacing w:line="300" w:lineRule="auto" w:after="120"/>
+        <w:spacing w:before="0" w:after="120" w:line="276" w:lineRule="auto"/>
       </w:pPr>
       <w:r>
         <w:rPr>
@@ -1480,7 +1479,7 @@
     </w:p>
     <w:p>
       <w:pPr>
-        <w:spacing w:line="300" w:lineRule="auto" w:after="120"/>
+        <w:spacing w:before="0" w:after="120" w:line="276" w:lineRule="auto"/>
       </w:pPr>
       <w:r>
         <w:rPr>
@@ -1493,7 +1492,7 @@
     </w:p>
     <w:p>
       <w:pPr>
-        <w:spacing w:line="300" w:lineRule="auto" w:after="120"/>
+        <w:spacing w:before="0" w:after="120" w:line="276" w:lineRule="auto"/>
       </w:pPr>
       <w:r>
         <w:rPr>
@@ -1506,7 +1505,7 @@
     </w:p>
     <w:p>
       <w:pPr>
-        <w:spacing w:line="300" w:lineRule="auto" w:after="120"/>
+        <w:spacing w:before="0" w:after="120" w:line="276" w:lineRule="auto"/>
       </w:pPr>
       <w:r>
         <w:rPr>
@@ -1519,7 +1518,7 @@
     </w:p>
     <w:p>
       <w:pPr>
-        <w:spacing w:line="300" w:lineRule="auto" w:after="120"/>
+        <w:spacing w:before="0" w:after="120" w:line="276" w:lineRule="auto"/>
       </w:pPr>
       <w:r>
         <w:rPr>
@@ -1532,7 +1531,7 @@
     </w:p>
     <w:p>
       <w:pPr>
-        <w:spacing w:line="300" w:lineRule="auto" w:after="120"/>
+        <w:spacing w:before="0" w:after="120" w:line="276" w:lineRule="auto"/>
       </w:pPr>
       <w:r>
         <w:rPr>
@@ -1545,7 +1544,7 @@
     </w:p>
     <w:p>
       <w:pPr>
-        <w:spacing w:line="300" w:lineRule="auto" w:after="120"/>
+        <w:spacing w:before="0" w:after="120" w:line="276" w:lineRule="auto"/>
       </w:pPr>
       <w:r>
         <w:rPr>
@@ -1558,7 +1557,7 @@
     </w:p>
     <w:p>
       <w:pPr>
-        <w:spacing w:line="300" w:lineRule="auto" w:after="120"/>
+        <w:spacing w:before="0" w:after="120" w:line="276" w:lineRule="auto"/>
       </w:pPr>
       <w:r>
         <w:rPr>
@@ -1571,7 +1570,7 @@
     </w:p>
     <w:p>
       <w:pPr>
-        <w:spacing w:line="300" w:lineRule="auto" w:after="120"/>
+        <w:spacing w:before="0" w:after="120" w:line="276" w:lineRule="auto"/>
       </w:pPr>
       <w:r>
         <w:rPr>
@@ -1584,7 +1583,7 @@
     </w:p>
     <w:p>
       <w:pPr>
-        <w:spacing w:line="300" w:lineRule="auto" w:after="120"/>
+        <w:spacing w:before="0" w:after="120" w:line="276" w:lineRule="auto"/>
       </w:pPr>
       <w:r>
         <w:rPr>
@@ -1597,7 +1596,7 @@
     </w:p>
     <w:p>
       <w:pPr>
-        <w:spacing w:line="300" w:lineRule="auto" w:after="120"/>
+        <w:spacing w:before="0" w:after="120" w:line="276" w:lineRule="auto"/>
       </w:pPr>
       <w:r>
         <w:rPr>
@@ -1610,20 +1609,20 @@
     </w:p>
     <w:p>
       <w:pPr>
-        <w:spacing w:line="300" w:lineRule="auto" w:after="120"/>
-      </w:pPr>
-      <w:r>
-        <w:rPr>
-          <w:rFonts w:ascii="Montserrat" w:hAnsi="Montserrat"/>
-          <w:color w:val="222222"/>
-          <w:sz w:val="24"/>
-        </w:rPr>
-        <w:t>“…Ừm, chú Shuuto ơi, cháu có thể hỏi chú một câu được không ạ?” Itsuki ngập ngừng lên tiếng.</w:t>
-      </w:r>
-    </w:p>
-    <w:p>
-      <w:pPr>
-        <w:spacing w:line="300" w:lineRule="auto" w:after="120"/>
+        <w:spacing w:before="0" w:after="120" w:line="276" w:lineRule="auto"/>
+      </w:pPr>
+      <w:r>
+        <w:rPr>
+          <w:rFonts w:ascii="Montserrat" w:hAnsi="Montserrat"/>
+          <w:color w:val="222222"/>
+          <w:sz w:val="24"/>
+        </w:rPr>
+        <w:t>“…Ừm, bác Shuuto ơi, cháu có thể hỏi bác một câu được không ạ?” Itsuki ngập ngừng lên tiếng.</w:t>
+      </w:r>
+    </w:p>
+    <w:p>
+      <w:pPr>
+        <w:spacing w:before="0" w:after="120" w:line="276" w:lineRule="auto"/>
       </w:pPr>
       <w:r>
         <w:rPr>
@@ -1636,7 +1635,7 @@
     </w:p>
     <w:p>
       <w:pPr>
-        <w:spacing w:line="300" w:lineRule="auto" w:after="120"/>
+        <w:spacing w:before="0" w:after="120" w:line="276" w:lineRule="auto"/>
       </w:pPr>
       <w:r>
         <w:rPr>
@@ -1649,20 +1648,20 @@
     </w:p>
     <w:p>
       <w:pPr>
-        <w:spacing w:line="300" w:lineRule="auto" w:after="120"/>
-      </w:pPr>
-      <w:r>
-        <w:rPr>
-          <w:rFonts w:ascii="Montserrat" w:hAnsi="Montserrat"/>
-          <w:color w:val="222222"/>
-          <w:sz w:val="24"/>
-        </w:rPr>
-        <w:t>“Chú Shuuto này… chú có muốn con của mình tiếp quản sự nghiệp sau khi chú nghỉ hưu không ạ?”</w:t>
-      </w:r>
-    </w:p>
-    <w:p>
-      <w:pPr>
-        <w:spacing w:line="300" w:lineRule="auto" w:after="120"/>
+        <w:spacing w:before="0" w:after="120" w:line="276" w:lineRule="auto"/>
+      </w:pPr>
+      <w:r>
+        <w:rPr>
+          <w:rFonts w:ascii="Montserrat" w:hAnsi="Montserrat"/>
+          <w:color w:val="222222"/>
+          <w:sz w:val="24"/>
+        </w:rPr>
+        <w:t>“Bác Shuuto này… chú có muốn con của mình tiếp quản sự nghiệp sau khi bác nghỉ hưu không?”</w:t>
+      </w:r>
+    </w:p>
+    <w:p>
+      <w:pPr>
+        <w:spacing w:before="0" w:after="120" w:line="276" w:lineRule="auto"/>
       </w:pPr>
       <w:r>
         <w:rPr>
@@ -1675,7 +1674,7 @@
     </w:p>
     <w:p>
       <w:pPr>
-        <w:spacing w:line="300" w:lineRule="auto" w:after="120"/>
+        <w:spacing w:before="0" w:after="120" w:line="276" w:lineRule="auto"/>
       </w:pPr>
       <w:r>
         <w:rPr>
@@ -1688,7 +1687,7 @@
     </w:p>
     <w:p>
       <w:pPr>
-        <w:spacing w:line="300" w:lineRule="auto" w:after="120"/>
+        <w:spacing w:before="0" w:after="120" w:line="276" w:lineRule="auto"/>
       </w:pPr>
       <w:r>
         <w:rPr>
@@ -1701,7 +1700,7 @@
     </w:p>
     <w:p>
       <w:pPr>
-        <w:spacing w:line="300" w:lineRule="auto" w:after="120"/>
+        <w:spacing w:before="0" w:after="120" w:line="276" w:lineRule="auto"/>
       </w:pPr>
       <w:r>
         <w:rPr>
@@ -1714,7 +1713,7 @@
     </w:p>
     <w:p>
       <w:pPr>
-        <w:spacing w:line="300" w:lineRule="auto" w:after="120"/>
+        <w:spacing w:before="0" w:after="120" w:line="276" w:lineRule="auto"/>
       </w:pPr>
       <w:r>
         <w:rPr>
@@ -1727,20 +1726,20 @@
     </w:p>
     <w:p>
       <w:pPr>
-        <w:spacing w:line="300" w:lineRule="auto" w:after="120"/>
-      </w:pPr>
-      <w:r>
-        <w:rPr>
-          <w:rFonts w:ascii="Montserrat" w:hAnsi="Montserrat"/>
-          <w:color w:val="222222"/>
-          <w:sz w:val="24"/>
-        </w:rPr>
-        <w:t>“…Ngay cả khi điều đó đồng nghĩa với việc chấm dứt một con đường đã được tiếp nối qua nhiều thế hệ sao ạ?” Itsuki gặng hỏi lại một lần nữa.</w:t>
-      </w:r>
-    </w:p>
-    <w:p>
-      <w:pPr>
-        <w:spacing w:line="300" w:lineRule="auto" w:after="120"/>
+        <w:spacing w:before="0" w:after="120" w:line="276" w:lineRule="auto"/>
+      </w:pPr>
+      <w:r>
+        <w:rPr>
+          <w:rFonts w:ascii="Montserrat" w:hAnsi="Montserrat"/>
+          <w:color w:val="222222"/>
+          <w:sz w:val="24"/>
+        </w:rPr>
+        <w:t>“…Ngay cả khi điều đó đồng nghĩa với việc chấm dứt một con đường đã được tiếp nối qua nhiều thế hệ sao?” Itsuki gặng hỏi lại một lần nữa.</w:t>
+      </w:r>
+    </w:p>
+    <w:p>
+      <w:pPr>
+        <w:spacing w:before="0" w:after="120" w:line="276" w:lineRule="auto"/>
       </w:pPr>
       <w:r>
         <w:rPr>
@@ -1753,7 +1752,7 @@
     </w:p>
     <w:p>
       <w:pPr>
-        <w:spacing w:line="300" w:lineRule="auto" w:after="120"/>
+        <w:spacing w:before="0" w:after="120" w:line="276" w:lineRule="auto"/>
       </w:pPr>
       <w:r>
         <w:rPr>
@@ -1766,7 +1765,7 @@
     </w:p>
     <w:p>
       <w:pPr>
-        <w:spacing w:line="300" w:lineRule="auto" w:after="120"/>
+        <w:spacing w:before="0" w:after="120" w:line="276" w:lineRule="auto"/>
       </w:pPr>
       <w:r>
         <w:rPr>
@@ -1779,7 +1778,7 @@
     </w:p>
     <w:p>
       <w:pPr>
-        <w:spacing w:line="300" w:lineRule="auto" w:after="120"/>
+        <w:spacing w:before="0" w:after="120" w:line="276" w:lineRule="auto"/>
       </w:pPr>
       <w:r>
         <w:rPr>
@@ -1792,7 +1791,7 @@
     </w:p>
     <w:p>
       <w:pPr>
-        <w:spacing w:line="300" w:lineRule="auto" w:after="120"/>
+        <w:spacing w:before="0" w:after="120" w:line="276" w:lineRule="auto"/>
       </w:pPr>
       <w:r>
         <w:rPr>
@@ -1805,7 +1804,7 @@
     </w:p>
     <w:p>
       <w:pPr>
-        <w:spacing w:line="300" w:lineRule="auto" w:after="120"/>
+        <w:spacing w:before="0" w:after="120" w:line="276" w:lineRule="auto"/>
       </w:pPr>
       <w:r>
         <w:rPr>
@@ -1818,7 +1817,7 @@
     </w:p>
     <w:p>
       <w:pPr>
-        <w:spacing w:line="300" w:lineRule="auto" w:after="120"/>
+        <w:spacing w:before="0" w:after="120" w:line="276" w:lineRule="auto"/>
       </w:pPr>
       <w:r>
         <w:rPr>
@@ -1831,20 +1830,20 @@
     </w:p>
     <w:p>
       <w:pPr>
-        <w:spacing w:line="300" w:lineRule="auto" w:after="120"/>
-      </w:pPr>
-      <w:r>
-        <w:rPr>
-          <w:rFonts w:ascii="Montserrat" w:hAnsi="Montserrat"/>
-          <w:color w:val="222222"/>
-          <w:sz w:val="24"/>
-        </w:rPr>
-        <w:t>Amane luôn nghĩ rằng bố mình và ông bà nội có mối quan hệ vô cùng tuyệt vời vì họ chưa từng có bất kỳ cuộc tranh cãi hay xung đột nào—một mối quan hệ cha con mẫu mực lý tưởng. Nhưng theo lời chú Shuuto, điều đó không phải lúc nào cũng đúng trong những năm tháng tuổi trẻ của chú. Giờ đây, chú là một người lớn vô cùng điềm đạm, dịu dàng, và ngay cả Amane cũng xem chú là một người chín chắn đàng hoàng. Nhưng theo lời tự nhận của chính Shuuto: “Hồi đó bố cũng thuộc dạng khó bảo ra phết đấy,” khiến Amane vô cùng kinh ngạc.</w:t>
-      </w:r>
-    </w:p>
-    <w:p>
-      <w:pPr>
-        <w:spacing w:line="300" w:lineRule="auto" w:after="120"/>
+        <w:spacing w:before="0" w:after="120" w:line="276" w:lineRule="auto"/>
+      </w:pPr>
+      <w:r>
+        <w:rPr>
+          <w:rFonts w:ascii="Montserrat" w:hAnsi="Montserrat"/>
+          <w:color w:val="222222"/>
+          <w:sz w:val="24"/>
+        </w:rPr>
+        <w:t>Amane luôn nghĩ rằng bố mình và ông bà nội có mối quan hệ vô cùng tuyệt vời vì họ chưa từng có bất kỳ cuộc tranh cãi hay xung đột nào—một mối quan hệ cha con mẫu mực lý tưởng. Nhưng theo lời bố cậu, điều đó không phải lúc nào cũng đúng trong những năm tháng tuổi trẻ của chú. Giờ đây, chú là một người lớn vô cùng điềm đạm, dịu dàng, và ngay cả Amane cũng xem chú là một người chín chắn đàng hoàng. Nhưng theo lời tự nhận của chính Shuuto: “Hồi đó bố cũng thuộc dạng khó bảo ra phết đấy,” khiến Amane vô cùng kinh ngạc.</w:t>
+      </w:r>
+    </w:p>
+    <w:p>
+      <w:pPr>
+        <w:spacing w:before="0" w:after="120" w:line="276" w:lineRule="auto"/>
       </w:pPr>
       <w:r>
         <w:rPr>
@@ -1857,7 +1856,7 @@
     </w:p>
     <w:p>
       <w:pPr>
-        <w:spacing w:line="300" w:lineRule="auto" w:after="120"/>
+        <w:spacing w:before="0" w:after="120" w:line="276" w:lineRule="auto"/>
       </w:pPr>
       <w:r>
         <w:rPr>
@@ -1870,7 +1869,7 @@
     </w:p>
     <w:p>
       <w:pPr>
-        <w:spacing w:line="300" w:lineRule="auto" w:after="120"/>
+        <w:spacing w:before="0" w:after="120" w:line="276" w:lineRule="auto"/>
       </w:pPr>
       <w:r>
         <w:rPr>
@@ -1883,7 +1882,7 @@
     </w:p>
     <w:p>
       <w:pPr>
-        <w:spacing w:line="300" w:lineRule="auto" w:after="120"/>
+        <w:spacing w:before="0" w:after="120" w:line="276" w:lineRule="auto"/>
       </w:pPr>
       <w:r>
         <w:rPr>
@@ -1896,7 +1895,7 @@
     </w:p>
     <w:p>
       <w:pPr>
-        <w:spacing w:line="300" w:lineRule="auto" w:after="120"/>
+        <w:spacing w:before="0" w:after="120" w:line="276" w:lineRule="auto"/>
       </w:pPr>
       <w:r>
         <w:rPr>
@@ -1909,7 +1908,7 @@
     </w:p>
     <w:p>
       <w:pPr>
-        <w:spacing w:line="300" w:lineRule="auto" w:after="120"/>
+        <w:spacing w:before="0" w:after="120" w:line="276" w:lineRule="auto"/>
       </w:pPr>
       <w:r>
         <w:rPr>
@@ -1922,7 +1921,7 @@
     </w:p>
     <w:p>
       <w:pPr>
-        <w:spacing w:line="300" w:lineRule="auto" w:after="120"/>
+        <w:spacing w:before="0" w:after="120" w:line="276" w:lineRule="auto"/>
       </w:pPr>
       <w:r>
         <w:rPr>
@@ -1935,20 +1934,20 @@
     </w:p>
     <w:p>
       <w:pPr>
-        <w:spacing w:line="300" w:lineRule="auto" w:after="120"/>
-      </w:pPr>
-      <w:r>
-        <w:rPr>
-          <w:rFonts w:ascii="Montserrat" w:hAnsi="Montserrat"/>
-          <w:color w:val="222222"/>
-          <w:sz w:val="24"/>
-        </w:rPr>
-        <w:t>“Ngồi xuống… sao ạ?”</w:t>
-      </w:r>
-    </w:p>
-    <w:p>
-      <w:pPr>
-        <w:spacing w:line="300" w:lineRule="auto" w:after="120"/>
+        <w:spacing w:before="0" w:after="120" w:line="276" w:lineRule="auto"/>
+      </w:pPr>
+      <w:r>
+        <w:rPr>
+          <w:rFonts w:ascii="Montserrat" w:hAnsi="Montserrat"/>
+          <w:color w:val="222222"/>
+          <w:sz w:val="24"/>
+        </w:rPr>
+        <w:t>“Ngồi xuống… sao?”</w:t>
+      </w:r>
+    </w:p>
+    <w:p>
+      <w:pPr>
+        <w:spacing w:before="0" w:after="120" w:line="276" w:lineRule="auto"/>
       </w:pPr>
       <w:r>
         <w:rPr>
@@ -1961,7 +1960,7 @@
     </w:p>
     <w:p>
       <w:pPr>
-        <w:spacing w:line="300" w:lineRule="auto" w:after="120"/>
+        <w:spacing w:before="0" w:after="120" w:line="276" w:lineRule="auto"/>
       </w:pPr>
       <w:r>
         <w:rPr>
@@ -1974,7 +1973,7 @@
     </w:p>
     <w:p>
       <w:pPr>
-        <w:spacing w:line="300" w:lineRule="auto" w:after="120"/>
+        <w:spacing w:before="0" w:after="120" w:line="276" w:lineRule="auto"/>
       </w:pPr>
       <w:r>
         <w:rPr>
@@ -1987,20 +1986,20 @@
     </w:p>
     <w:p>
       <w:pPr>
-        <w:spacing w:line="300" w:lineRule="auto" w:after="120"/>
-      </w:pPr>
-      <w:r>
-        <w:rPr>
-          <w:rFonts w:ascii="Montserrat" w:hAnsi="Montserrat"/>
-          <w:color w:val="222222"/>
-          <w:sz w:val="24"/>
-        </w:rPr>
-        <w:t>“Chú thực sự nghĩ rằng ông ấy tin điều đó là vì muốn tốt cho cháu sao ạ?” Itsuki hỏi lại, sự nghi ngờ bao phủ lấy giọng nói của nó.</w:t>
-      </w:r>
-    </w:p>
-    <w:p>
-      <w:pPr>
-        <w:spacing w:line="300" w:lineRule="auto" w:after="120"/>
+        <w:spacing w:before="0" w:after="120" w:line="276" w:lineRule="auto"/>
+      </w:pPr>
+      <w:r>
+        <w:rPr>
+          <w:rFonts w:ascii="Montserrat" w:hAnsi="Montserrat"/>
+          <w:color w:val="222222"/>
+          <w:sz w:val="24"/>
+        </w:rPr>
+        <w:t>“Chú thực sự nghĩ rằng ông ấy tin điều đó là vì muốn tốt cho cháu sao?” Itsuki hỏi lại, sự nghi ngờ bao phủ lấy giọng nói của nó.</w:t>
+      </w:r>
+    </w:p>
+    <w:p>
+      <w:pPr>
+        <w:spacing w:before="0" w:after="120" w:line="276" w:lineRule="auto"/>
       </w:pPr>
       <w:r>
         <w:rPr>
@@ -2013,20 +2012,20 @@
     </w:p>
     <w:p>
       <w:pPr>
-        <w:spacing w:line="300" w:lineRule="auto" w:after="120"/>
-      </w:pPr>
-      <w:r>
-        <w:rPr>
-          <w:rFonts w:ascii="Montserrat" w:hAnsi="Montserrat"/>
-          <w:color w:val="222222"/>
-          <w:sz w:val="24"/>
-        </w:rPr>
-        <w:t>Itsuki cắn môi, rõ ràng là đang nhớ lại điều gì đó trong quá khứ. Bất kể ký ức nào vừa trồi lên, nó chắc hẳn đã chạm đúng vào tim đen của nó. Sau vài khoảnh khắc im lặng, Itsuki khẽ hỏi: “Cháu… nên làm gì bây giờ ạ?”</w:t>
-      </w:r>
-    </w:p>
-    <w:p>
-      <w:pPr>
-        <w:spacing w:line="300" w:lineRule="auto" w:after="120"/>
+        <w:spacing w:before="0" w:after="120" w:line="276" w:lineRule="auto"/>
+      </w:pPr>
+      <w:r>
+        <w:rPr>
+          <w:rFonts w:ascii="Montserrat" w:hAnsi="Montserrat"/>
+          <w:color w:val="222222"/>
+          <w:sz w:val="24"/>
+        </w:rPr>
+        <w:t>Itsuki cắn môi, rõ ràng là đang nhớ lại điều gì đó trong quá khứ. Bất kể ký ức nào vừa trồi lên, nó chắc hẳn đã chạm đúng vào tim đen của nó. Sau vài khoảnh khắc im lặng, Itsuki khẽ hỏi: “Cháu… nên làm gì bây giờ đây?”</w:t>
+      </w:r>
+    </w:p>
+    <w:p>
+      <w:pPr>
+        <w:spacing w:before="0" w:after="120" w:line="276" w:lineRule="auto"/>
       </w:pPr>
       <w:r>
         <w:rPr>
@@ -2039,7 +2038,7 @@
     </w:p>
     <w:p>
       <w:pPr>
-        <w:spacing w:line="300" w:lineRule="auto" w:after="120"/>
+        <w:spacing w:before="0" w:after="120" w:line="276" w:lineRule="auto"/>
       </w:pPr>
       <w:r>
         <w:rPr>
@@ -2052,7 +2051,7 @@
     </w:p>
     <w:p>
       <w:pPr>
-        <w:spacing w:line="300" w:lineRule="auto" w:after="120"/>
+        <w:spacing w:before="0" w:after="120" w:line="276" w:lineRule="auto"/>
       </w:pPr>
       <w:r>
         <w:rPr>
@@ -2065,7 +2064,7 @@
     </w:p>
     <w:p>
       <w:pPr>
-        <w:spacing w:line="300" w:lineRule="auto" w:after="120"/>
+        <w:spacing w:before="0" w:after="120" w:line="276" w:lineRule="auto"/>
       </w:pPr>
       <w:r>
         <w:rPr>
@@ -2078,7 +2077,7 @@
     </w:p>
     <w:p>
       <w:pPr>
-        <w:spacing w:line="300" w:lineRule="auto" w:after="120"/>
+        <w:spacing w:before="0" w:after="120" w:line="276" w:lineRule="auto"/>
       </w:pPr>
       <w:r>
         <w:rPr>
@@ -2091,7 +2090,7 @@
     </w:p>
     <w:p>
       <w:pPr>
-        <w:spacing w:line="300" w:lineRule="auto" w:after="120"/>
+        <w:spacing w:before="0" w:after="120" w:line="276" w:lineRule="auto"/>
       </w:pPr>
       <w:r>
         <w:rPr>
@@ -2104,7 +2103,7 @@
     </w:p>
     <w:p>
       <w:pPr>
-        <w:spacing w:line="300" w:lineRule="auto" w:after="120"/>
+        <w:spacing w:before="0" w:after="120" w:line="276" w:lineRule="auto"/>
       </w:pPr>
       <w:r>
         <w:rPr>
@@ -2117,7 +2116,7 @@
     </w:p>
     <w:p>
       <w:pPr>
-        <w:spacing w:line="300" w:lineRule="auto" w:after="120"/>
+        <w:spacing w:before="0" w:after="120" w:line="276" w:lineRule="auto"/>
       </w:pPr>
       <w:r>
         <w:rPr>
@@ -2130,7 +2129,7 @@
     </w:p>
     <w:p>
       <w:pPr>
-        <w:spacing w:line="300" w:lineRule="auto" w:after="120"/>
+        <w:spacing w:before="0" w:after="120" w:line="276" w:lineRule="auto"/>
       </w:pPr>
       <w:r>
         <w:rPr>
@@ -2143,7 +2142,7 @@
     </w:p>
     <w:p>
       <w:pPr>
-        <w:spacing w:line="300" w:lineRule="auto" w:after="120"/>
+        <w:spacing w:before="0" w:after="120" w:line="276" w:lineRule="auto"/>
       </w:pPr>
       <w:r>
         <w:rPr>
@@ -2156,7 +2155,7 @@
     </w:p>
     <w:p>
       <w:pPr>
-        <w:spacing w:line="300" w:lineRule="auto" w:after="120"/>
+        <w:spacing w:before="0" w:after="120" w:line="276" w:lineRule="auto"/>
       </w:pPr>
       <w:r>
         <w:rPr>
@@ -2169,7 +2168,7 @@
     </w:p>
     <w:p>
       <w:pPr>
-        <w:spacing w:line="300" w:lineRule="auto" w:after="120"/>
+        <w:spacing w:before="0" w:after="120" w:line="276" w:lineRule="auto"/>
       </w:pPr>
       <w:r>
         <w:rPr>
@@ -2182,7 +2181,7 @@
     </w:p>
     <w:p>
       <w:pPr>
-        <w:spacing w:line="300" w:lineRule="auto" w:after="120"/>
+        <w:spacing w:before="0" w:after="120" w:line="276" w:lineRule="auto"/>
       </w:pPr>
       <w:r>
         <w:rPr>
@@ -2195,7 +2194,7 @@
     </w:p>
     <w:p>
       <w:pPr>
-        <w:spacing w:line="300" w:lineRule="auto" w:after="120"/>
+        <w:spacing w:before="0" w:after="120" w:line="276" w:lineRule="auto"/>
       </w:pPr>
       <w:r>
         <w:rPr>
@@ -2208,7 +2207,7 @@
     </w:p>
     <w:p>
       <w:pPr>
-        <w:spacing w:line="300" w:lineRule="auto" w:after="120"/>
+        <w:spacing w:before="0" w:after="120" w:line="276" w:lineRule="auto"/>
       </w:pPr>
       <w:r>
         <w:rPr>
@@ -2221,7 +2220,7 @@
     </w:p>
     <w:p>
       <w:pPr>
-        <w:spacing w:line="300" w:lineRule="auto" w:after="120"/>
+        <w:spacing w:before="0" w:after="120" w:line="276" w:lineRule="auto"/>
       </w:pPr>
       <w:r>
         <w:rPr>
@@ -2234,7 +2233,7 @@
     </w:p>
     <w:p>
       <w:pPr>
-        <w:spacing w:line="300" w:lineRule="auto" w:after="120"/>
+        <w:spacing w:before="0" w:after="120" w:line="276" w:lineRule="auto"/>
       </w:pPr>
       <w:r>
         <w:rPr>
@@ -2247,7 +2246,7 @@
     </w:p>
     <w:p>
       <w:pPr>
-        <w:spacing w:line="300" w:lineRule="auto" w:after="120"/>
+        <w:spacing w:before="0" w:after="120" w:line="276" w:lineRule="auto"/>
       </w:pPr>
       <w:r>
         <w:rPr>
@@ -2260,7 +2259,7 @@
     </w:p>
     <w:p>
       <w:pPr>
-        <w:spacing w:line="300" w:lineRule="auto" w:after="120"/>
+        <w:spacing w:before="0" w:after="120" w:line="276" w:lineRule="auto"/>
       </w:pPr>
       <w:r>
         <w:rPr>
@@ -2273,7 +2272,7 @@
     </w:p>
     <w:p>
       <w:pPr>
-        <w:spacing w:line="300" w:lineRule="auto" w:after="120"/>
+        <w:spacing w:before="0" w:after="120" w:line="276" w:lineRule="auto"/>
       </w:pPr>
       <w:r>
         <w:rPr>
@@ -2286,7 +2285,7 @@
     </w:p>
     <w:p>
       <w:pPr>
-        <w:spacing w:line="300" w:lineRule="auto" w:after="120"/>
+        <w:spacing w:before="0" w:after="120" w:line="276" w:lineRule="auto"/>
       </w:pPr>
       <w:r>
         <w:rPr>
@@ -2299,7 +2298,7 @@
     </w:p>
     <w:p>
       <w:pPr>
-        <w:spacing w:line="300" w:lineRule="auto" w:after="120"/>
+        <w:spacing w:before="0" w:after="120" w:line="276" w:lineRule="auto"/>
       </w:pPr>
       <w:r>
         <w:rPr>
@@ -2312,7 +2311,7 @@
     </w:p>
     <w:p>
       <w:pPr>
-        <w:spacing w:line="300" w:lineRule="auto" w:after="120"/>
+        <w:spacing w:before="0" w:after="120" w:line="276" w:lineRule="auto"/>
       </w:pPr>
       <w:r>
         <w:rPr>
@@ -2325,7 +2324,7 @@
     </w:p>
     <w:p>
       <w:pPr>
-        <w:spacing w:line="300" w:lineRule="auto" w:after="120"/>
+        <w:spacing w:before="0" w:after="120" w:line="276" w:lineRule="auto"/>
       </w:pPr>
       <w:r>
         <w:rPr>
@@ -2338,7 +2337,7 @@
     </w:p>
     <w:p>
       <w:pPr>
-        <w:spacing w:line="300" w:lineRule="auto" w:after="120"/>
+        <w:spacing w:before="0" w:after="120" w:line="276" w:lineRule="auto"/>
       </w:pPr>
       <w:r>
         <w:rPr>
@@ -2351,7 +2350,7 @@
     </w:p>
     <w:p>
       <w:pPr>
-        <w:spacing w:line="300" w:lineRule="auto" w:after="120"/>
+        <w:spacing w:before="0" w:after="120" w:line="276" w:lineRule="auto"/>
       </w:pPr>
       <w:r>
         <w:rPr>
@@ -2364,7 +2363,7 @@
     </w:p>
     <w:p>
       <w:pPr>
-        <w:spacing w:line="300" w:lineRule="auto" w:after="120"/>
+        <w:spacing w:before="0" w:after="120" w:line="276" w:lineRule="auto"/>
       </w:pPr>
       <w:r>
         <w:rPr>
@@ -2377,20 +2376,20 @@
     </w:p>
     <w:p>
       <w:pPr>
-        <w:spacing w:line="300" w:lineRule="auto" w:after="120"/>
-      </w:pPr>
-      <w:r>
-        <w:rPr>
-          <w:rFonts w:ascii="Montserrat" w:hAnsi="Montserrat"/>
-          <w:color w:val="222222"/>
-          <w:sz w:val="24"/>
-        </w:rPr>
-        <w:t>“Những quân bài của cháu sao ạ?”</w:t>
-      </w:r>
-    </w:p>
-    <w:p>
-      <w:pPr>
-        <w:spacing w:line="300" w:lineRule="auto" w:after="120"/>
+        <w:spacing w:before="0" w:after="120" w:line="276" w:lineRule="auto"/>
+      </w:pPr>
+      <w:r>
+        <w:rPr>
+          <w:rFonts w:ascii="Montserrat" w:hAnsi="Montserrat"/>
+          <w:color w:val="222222"/>
+          <w:sz w:val="24"/>
+        </w:rPr>
+        <w:t>“Những quân bài của cháu sao?”</w:t>
+      </w:r>
+    </w:p>
+    <w:p>
+      <w:pPr>
+        <w:spacing w:before="0" w:after="120" w:line="276" w:lineRule="auto"/>
       </w:pPr>
       <w:r>
         <w:rPr>
@@ -2403,7 +2402,7 @@
     </w:p>
     <w:p>
       <w:pPr>
-        <w:spacing w:line="300" w:lineRule="auto" w:after="120"/>
+        <w:spacing w:before="0" w:after="120" w:line="276" w:lineRule="auto"/>
       </w:pPr>
       <w:r>
         <w:rPr>
@@ -2416,7 +2415,7 @@
     </w:p>
     <w:p>
       <w:pPr>
-        <w:spacing w:line="300" w:lineRule="auto" w:after="120"/>
+        <w:spacing w:before="0" w:after="120" w:line="276" w:lineRule="auto"/>
       </w:pPr>
       <w:r>
         <w:rPr>
@@ -2429,7 +2428,7 @@
     </w:p>
     <w:p>
       <w:pPr>
-        <w:spacing w:line="300" w:lineRule="auto" w:after="120"/>
+        <w:spacing w:before="0" w:after="120" w:line="276" w:lineRule="auto"/>
       </w:pPr>
       <w:r>
         <w:rPr>
@@ -2442,7 +2441,7 @@
     </w:p>
     <w:p>
       <w:pPr>
-        <w:spacing w:line="300" w:lineRule="auto" w:after="120"/>
+        <w:spacing w:before="0" w:after="120" w:line="276" w:lineRule="auto"/>
       </w:pPr>
       <w:r>
         <w:rPr>
@@ -2455,7 +2454,7 @@
     </w:p>
     <w:p>
       <w:pPr>
-        <w:spacing w:line="300" w:lineRule="auto" w:after="120"/>
+        <w:spacing w:before="0" w:after="120" w:line="276" w:lineRule="auto"/>
       </w:pPr>
       <w:r>
         <w:rPr>
@@ -2468,7 +2467,7 @@
     </w:p>
     <w:p>
       <w:pPr>
-        <w:spacing w:line="300" w:lineRule="auto" w:after="120"/>
+        <w:spacing w:before="0" w:after="120" w:line="276" w:lineRule="auto"/>
       </w:pPr>
       <w:r>
         <w:rPr>
@@ -2481,20 +2480,20 @@
     </w:p>
     <w:p>
       <w:pPr>
-        <w:spacing w:line="300" w:lineRule="auto" w:after="120"/>
-      </w:pPr>
-      <w:r>
-        <w:rPr>
-          <w:rFonts w:ascii="Montserrat" w:hAnsi="Montserrat"/>
-          <w:color w:val="222222"/>
-          <w:sz w:val="24"/>
-        </w:rPr>
-        <w:t>Amane cũng không can dự quá sâu vào tình huống này, nên đây chỉ đơn giản là trường hợp ấn tượng của chú Shuuto về bác Daiki hoàn toàn trùng khớp với những gì Amane đã quan sát được. Ít nhất thì dường như nhận thức của Itsuki về bố mình không hề cách quá xa so với nhận thức của họ như nó vẫn nghĩ.</w:t>
-      </w:r>
-    </w:p>
-    <w:p>
-      <w:pPr>
-        <w:spacing w:line="300" w:lineRule="auto" w:after="120"/>
+        <w:spacing w:before="0" w:after="120" w:line="276" w:lineRule="auto"/>
+      </w:pPr>
+      <w:r>
+        <w:rPr>
+          <w:rFonts w:ascii="Montserrat" w:hAnsi="Montserrat"/>
+          <w:color w:val="222222"/>
+          <w:sz w:val="24"/>
+        </w:rPr>
+        <w:t>Amane cũng không can dự quá sâu vào tình huống này, nên đây chỉ đơn giản là trường hợp ấn tượng của bố cậu về bác Daiki hoàn toàn trùng khớp với những gì Amane đã quan sát được. Ít nhất thì dường như nhận thức của Itsuki về bố mình không hề cách quá xa so với nhận thức của họ như nó vẫn nghĩ.</w:t>
+      </w:r>
+    </w:p>
+    <w:p>
+      <w:pPr>
+        <w:spacing w:before="0" w:after="120" w:line="276" w:lineRule="auto"/>
       </w:pPr>
       <w:r>
         <w:rPr>
@@ -2507,20 +2506,20 @@
     </w:p>
     <w:p>
       <w:pPr>
-        <w:spacing w:line="300" w:lineRule="auto" w:after="120"/>
-      </w:pPr>
-      <w:r>
-        <w:rPr>
-          <w:rFonts w:ascii="Montserrat" w:hAnsi="Montserrat"/>
-          <w:color w:val="222222"/>
-          <w:sz w:val="24"/>
-        </w:rPr>
-        <w:t>“…Vậy là, mặc dù cháu không tin những gì bố cháu nói là tốt nhất cho cháu, nhưng ông ấy lại nghĩ đó là điều đúng đắn từ góc nhìn của ông ấy. Ý chú là như vậy sao ạ?”</w:t>
-      </w:r>
-    </w:p>
-    <w:p>
-      <w:pPr>
-        <w:spacing w:line="300" w:lineRule="auto" w:after="120"/>
+        <w:spacing w:before="0" w:after="120" w:line="276" w:lineRule="auto"/>
+      </w:pPr>
+      <w:r>
+        <w:rPr>
+          <w:rFonts w:ascii="Montserrat" w:hAnsi="Montserrat"/>
+          <w:color w:val="222222"/>
+          <w:sz w:val="24"/>
+        </w:rPr>
+        <w:t>“…Vậy là, mặc dù cháu không tin những gì bố cháu nói là tốt nhất cho cháu, nhưng ông ấy lại nghĩ đó là điều đúng đắn từ góc nhìn của ông ấy. Ý chú là như vậy sao?”</w:t>
+      </w:r>
+    </w:p>
+    <w:p>
+      <w:pPr>
+        <w:spacing w:before="0" w:after="120" w:line="276" w:lineRule="auto"/>
       </w:pPr>
       <w:r>
         <w:rPr>
@@ -2533,7 +2532,7 @@
     </w:p>
     <w:p>
       <w:pPr>
-        <w:spacing w:line="300" w:lineRule="auto" w:after="120"/>
+        <w:spacing w:before="0" w:after="120" w:line="276" w:lineRule="auto"/>
       </w:pPr>
       <w:r>
         <w:rPr>
@@ -2546,7 +2545,7 @@
     </w:p>
     <w:p>
       <w:pPr>
-        <w:spacing w:line="300" w:lineRule="auto" w:after="120"/>
+        <w:spacing w:before="0" w:after="120" w:line="276" w:lineRule="auto"/>
       </w:pPr>
       <w:r>
         <w:rPr>
@@ -2559,20 +2558,20 @@
     </w:p>
     <w:p>
       <w:pPr>
-        <w:spacing w:line="300" w:lineRule="auto" w:after="120"/>
-      </w:pPr>
-      <w:r>
-        <w:rPr>
-          <w:rFonts w:ascii="Montserrat" w:hAnsi="Montserrat"/>
-          <w:color w:val="222222"/>
-          <w:sz w:val="24"/>
-        </w:rPr>
-        <w:t>“Kết quả tồi tệ nhất” mà chú Shuuto ám chỉ có lẽ là việc cắt đứt quan hệ với gia đình và dứt áo ra đi mãi mãi. Bản thân Itsuki chắc hẳn cũng đã từng cân nhắc đến khả năng này. Tuy nhiên, việc thực hiện một bước đi táo bạo như thế sẽ đi kèm với những rủi ro vô cùng to lớn, và Amane không nghĩ Chitose lại muốn Itsuki bước đi trên con đường đó. Nếu cô nàng phát hiện ra Itsuki đang cắt đứt quan hệ với gia đình vì mình, cô nàng chắc chắn sẽ tìm cách khuyên can nó. Rốt cuộc thì Chitose đã luôn phải nỗ lực chật vật để giành lấy sự công nhận của bác Daiki sao cho vị trí của Itsuki trong gia đình không bị thay đổi. Amane không thể tưởng tượng nổi cảnh cô nàng lại đồng ý để Itsuki tự cô lập mình khỏi gia đình.</w:t>
-      </w:r>
-    </w:p>
-    <w:p>
-      <w:pPr>
-        <w:spacing w:line="300" w:lineRule="auto" w:after="120"/>
+        <w:spacing w:before="0" w:after="120" w:line="276" w:lineRule="auto"/>
+      </w:pPr>
+      <w:r>
+        <w:rPr>
+          <w:rFonts w:ascii="Montserrat" w:hAnsi="Montserrat"/>
+          <w:color w:val="222222"/>
+          <w:sz w:val="24"/>
+        </w:rPr>
+        <w:t>“Kết quả tồi tệ nhất” mà bố cậu ám chỉ có lẽ là việc cắt đứt quan hệ với gia đình và dứt áo ra đi mãi mãi. Bản thân Itsuki chắc hẳn cũng đã từng cân nhắc đến khả năng này. Tuy nhiên, việc thực hiện một bước đi táo bạo như thế sẽ đi kèm với những rủi ro vô cùng to lớn, và Amane không nghĩ Chitose lại muốn Itsuki bước đi trên con đường đó. Nếu cô nàng phát hiện ra Itsuki đang cắt đứt quan hệ với gia đình vì mình, cô nàng chắc chắn sẽ tìm cách khuyên can nó. Rốt cuộc thì Chitose đã luôn phải nỗ lực chật vật để giành lấy sự công nhận của bác Daiki sao cho vị trí của Itsuki trong gia đình không bị thay đổi. Amane không thể tưởng tượng nổi cảnh cô nàng lại đồng ý để Itsuki tự cô lập mình khỏi gia đình.</w:t>
+      </w:r>
+    </w:p>
+    <w:p>
+      <w:pPr>
+        <w:spacing w:before="0" w:after="120" w:line="276" w:lineRule="auto"/>
       </w:pPr>
       <w:r>
         <w:rPr>
@@ -2585,7 +2584,7 @@
     </w:p>
     <w:p>
       <w:pPr>
-        <w:spacing w:line="300" w:lineRule="auto" w:after="120"/>
+        <w:spacing w:before="0" w:after="120" w:line="276" w:lineRule="auto"/>
       </w:pPr>
       <w:r>
         <w:rPr>
@@ -2598,7 +2597,7 @@
     </w:p>
     <w:p>
       <w:pPr>
-        <w:spacing w:line="300" w:lineRule="auto" w:after="120"/>
+        <w:spacing w:before="0" w:after="120" w:line="276" w:lineRule="auto"/>
       </w:pPr>
       <w:r>
         <w:rPr>
@@ -2611,7 +2610,7 @@
     </w:p>
     <w:p>
       <w:pPr>
-        <w:spacing w:line="300" w:lineRule="auto" w:after="120"/>
+        <w:spacing w:before="0" w:after="120" w:line="276" w:lineRule="auto"/>
       </w:pPr>
       <w:r>
         <w:rPr>
@@ -2624,20 +2623,20 @@
     </w:p>
     <w:p>
       <w:pPr>
-        <w:spacing w:line="300" w:lineRule="auto" w:after="120"/>
-      </w:pPr>
-      <w:r>
-        <w:rPr>
-          <w:rFonts w:ascii="Montserrat" w:hAnsi="Montserrat"/>
-          <w:color w:val="222222"/>
-          <w:sz w:val="24"/>
-        </w:rPr>
-        <w:t>Itsuki không thể hiểu nổi tại sao chú Shuuto lại sẵn sàng giúp đỡ nó đến như vậy. Từ góc nhìn của nó, Shuuto đơn giản chỉ là bố của Amane, một người mà nó không hề có mối quan hệ trực tiếp nào. Ngoại trừ một lời chào hỏi ngắn ngủi cách đây khoảng hai tháng, Shuuto thực tế là một người ngoài cuộc đối với nó. Đương nhiên là Itsuki sẽ cảm thấy nghi hoặc. Shuuto không chỉ chăm chú lắng nghe và đưa ra lời khuyên; chú thậm chí còn đề nghị trực tiếp đứng ra can thiệp và giúp đỡ—một điều mà Itsuki tự nhiên thấy vô cùng kỳ lạ. Nếu Amane ở trong hoàn cảnh của Itsuki và bác Daiki, chẳng hạn, đột nhiên trở nên nhiệt tình và ủng hộ đến mức như thế, Amane chắc chắn cũng sẽ hoài nghi y hệt, tự hỏi liệu có động cơ thầm kín nào đằng sau chuyện này không.</w:t>
-      </w:r>
-    </w:p>
-    <w:p>
-      <w:pPr>
-        <w:spacing w:line="300" w:lineRule="auto" w:after="120"/>
+        <w:spacing w:before="0" w:after="120" w:line="276" w:lineRule="auto"/>
+      </w:pPr>
+      <w:r>
+        <w:rPr>
+          <w:rFonts w:ascii="Montserrat" w:hAnsi="Montserrat"/>
+          <w:color w:val="222222"/>
+          <w:sz w:val="24"/>
+        </w:rPr>
+        <w:t>Itsuki không thể hiểu nổi tại sao bác Shuuto lại sẵn sàng giúp đỡ nó đến như vậy. Từ góc nhìn của nó, Shuuto đơn giản chỉ là bố của Amane, một người mà nó không hề có mối quan hệ trực tiếp nào. Ngoại trừ một lời chào hỏi ngắn ngủi cách đây khoảng hai tháng, Shuuto thực tế là một người ngoài cuộc đối với nó. Đương nhiên là Itsuki sẽ cảm thấy nghi hoặc. Shuuto không chỉ chăm chú lắng nghe và đưa ra lời khuyên; chú thậm chí còn đề nghị trực tiếp đứng ra can thiệp và giúp đỡ—một điều mà Itsuki tự nhiên thấy vô cùng kỳ lạ. Nếu Amane ở trong hoàn cảnh của Itsuki và bác Daiki, chẳng hạn, đột nhiên trở nên nhiệt tình và ủng hộ đến mức như thế, Amane chắc chắn cũng sẽ hoài nghi y hệt, tự hỏi liệu có động cơ thầm kín nào đằng sau chuyện này không.</w:t>
+      </w:r>
+    </w:p>
+    <w:p>
+      <w:pPr>
+        <w:spacing w:before="0" w:after="120" w:line="276" w:lineRule="auto"/>
       </w:pPr>
       <w:r>
         <w:rPr>
@@ -2650,7 +2649,7 @@
     </w:p>
     <w:p>
       <w:pPr>
-        <w:spacing w:line="300" w:lineRule="auto" w:after="120"/>
+        <w:spacing w:before="0" w:after="120" w:line="276" w:lineRule="auto"/>
       </w:pPr>
       <w:r>
         <w:rPr>
@@ -2663,20 +2662,20 @@
     </w:p>
     <w:p>
       <w:pPr>
-        <w:spacing w:line="300" w:lineRule="auto" w:after="120"/>
-      </w:pPr>
-      <w:r>
-        <w:rPr>
-          <w:rFonts w:ascii="Montserrat" w:hAnsi="Montserrat"/>
-          <w:color w:val="222222"/>
-          <w:sz w:val="24"/>
-        </w:rPr>
-        <w:t>“Một món nợ… sao ạ?” Itsuki bối rối hỏi.</w:t>
-      </w:r>
-    </w:p>
-    <w:p>
-      <w:pPr>
-        <w:spacing w:line="300" w:lineRule="auto" w:after="120"/>
+        <w:spacing w:before="0" w:after="120" w:line="276" w:lineRule="auto"/>
+      </w:pPr>
+      <w:r>
+        <w:rPr>
+          <w:rFonts w:ascii="Montserrat" w:hAnsi="Montserrat"/>
+          <w:color w:val="222222"/>
+          <w:sz w:val="24"/>
+        </w:rPr>
+        <w:t>“Một món nợ… sao?” Itsuki bối rối hỏi.</w:t>
+      </w:r>
+    </w:p>
+    <w:p>
+      <w:pPr>
+        <w:spacing w:before="0" w:after="120" w:line="276" w:lineRule="auto"/>
       </w:pPr>
       <w:r>
         <w:rPr>
@@ -2689,7 +2688,7 @@
     </w:p>
     <w:p>
       <w:pPr>
-        <w:spacing w:line="300" w:lineRule="auto" w:after="120"/>
+        <w:spacing w:before="0" w:after="120" w:line="276" w:lineRule="auto"/>
       </w:pPr>
       <w:r>
         <w:rPr>
@@ -2702,7 +2701,7 @@
     </w:p>
     <w:p>
       <w:pPr>
-        <w:spacing w:line="300" w:lineRule="auto" w:after="120"/>
+        <w:spacing w:before="0" w:after="120" w:line="276" w:lineRule="auto"/>
       </w:pPr>
       <w:r>
         <w:rPr>
@@ -2715,7 +2714,7 @@
     </w:p>
     <w:p>
       <w:pPr>
-        <w:spacing w:line="300" w:lineRule="auto" w:after="120"/>
+        <w:spacing w:before="0" w:after="120" w:line="276" w:lineRule="auto"/>
       </w:pPr>
       <w:r>
         <w:rPr>
@@ -2728,7 +2727,7 @@
     </w:p>
     <w:p>
       <w:pPr>
-        <w:spacing w:line="300" w:lineRule="auto" w:after="120"/>
+        <w:spacing w:before="0" w:after="120" w:line="276" w:lineRule="auto"/>
       </w:pPr>
       <w:r>
         <w:rPr>
@@ -2741,7 +2740,7 @@
     </w:p>
     <w:p>
       <w:pPr>
-        <w:spacing w:line="300" w:lineRule="auto" w:after="120"/>
+        <w:spacing w:before="0" w:after="120" w:line="276" w:lineRule="auto"/>
       </w:pPr>
       <w:r>
         <w:rPr>
@@ -2754,7 +2753,7 @@
     </w:p>
     <w:p>
       <w:pPr>
-        <w:spacing w:line="300" w:lineRule="auto" w:after="120"/>
+        <w:spacing w:before="0" w:after="120" w:line="276" w:lineRule="auto"/>
       </w:pPr>
       <w:r>
         <w:rPr>
@@ -2767,7 +2766,7 @@
     </w:p>
     <w:p>
       <w:pPr>
-        <w:spacing w:line="300" w:lineRule="auto" w:after="120"/>
+        <w:spacing w:before="0" w:after="120" w:line="276" w:lineRule="auto"/>
       </w:pPr>
       <w:r>
         <w:rPr>
@@ -2780,7 +2779,7 @@
     </w:p>
     <w:p>
       <w:pPr>
-        <w:spacing w:line="300" w:lineRule="auto" w:after="120"/>
+        <w:spacing w:before="0" w:after="120" w:line="276" w:lineRule="auto"/>
       </w:pPr>
       <w:r>
         <w:rPr>
@@ -2793,7 +2792,7 @@
     </w:p>
     <w:p>
       <w:pPr>
-        <w:spacing w:line="300" w:lineRule="auto" w:after="120"/>
+        <w:spacing w:before="0" w:after="120" w:line="276" w:lineRule="auto"/>
       </w:pPr>
       <w:r>
         <w:rPr>
@@ -2806,14 +2805,14 @@
     </w:p>
     <w:p>
       <w:pPr>
-        <w:spacing w:before="320" w:after="320"/>
+        <w:spacing w:before="280" w:after="280"/>
         <w:jc w:val="center"/>
       </w:pPr>
       <w:r>
         <w:rPr>
           <w:rFonts w:ascii="Montserrat" w:hAnsi="Montserrat"/>
           <w:b w:val="0"/>
-          <w:color w:val="222222"/>
+          <w:color w:val="333333"/>
           <w:sz w:val="26"/>
         </w:rPr>
         <w:t>✧ ₊ ✦ ₊ ✧</w:t>
@@ -2821,7 +2820,7 @@
     </w:p>
     <w:p>
       <w:pPr>
-        <w:spacing w:line="300" w:lineRule="auto" w:after="120"/>
+        <w:spacing w:before="0" w:after="120" w:line="276" w:lineRule="auto"/>
       </w:pPr>
       <w:r>
         <w:rPr>
@@ -2834,7 +2833,7 @@
     </w:p>
     <w:p>
       <w:pPr>
-        <w:spacing w:line="300" w:lineRule="auto" w:after="120"/>
+        <w:spacing w:before="0" w:after="120" w:line="276" w:lineRule="auto"/>
       </w:pPr>
       <w:r>
         <w:rPr>
@@ -2847,7 +2846,7 @@
     </w:p>
     <w:p>
       <w:pPr>
-        <w:spacing w:line="300" w:lineRule="auto" w:after="120"/>
+        <w:spacing w:before="0" w:after="120" w:line="276" w:lineRule="auto"/>
       </w:pPr>
       <w:r>
         <w:rPr>
@@ -2860,7 +2859,7 @@
     </w:p>
     <w:p>
       <w:pPr>
-        <w:spacing w:line="300" w:lineRule="auto" w:after="120"/>
+        <w:spacing w:before="0" w:after="120" w:line="276" w:lineRule="auto"/>
       </w:pPr>
       <w:r>
         <w:rPr>
@@ -2873,7 +2872,7 @@
     </w:p>
     <w:p>
       <w:pPr>
-        <w:spacing w:line="300" w:lineRule="auto" w:after="120"/>
+        <w:spacing w:before="0" w:after="120" w:line="276" w:lineRule="auto"/>
       </w:pPr>
       <w:r>
         <w:rPr>
@@ -2886,7 +2885,7 @@
     </w:p>
     <w:p>
       <w:pPr>
-        <w:spacing w:line="300" w:lineRule="auto" w:after="120"/>
+        <w:spacing w:before="0" w:after="120" w:line="276" w:lineRule="auto"/>
       </w:pPr>
       <w:r>
         <w:rPr>
@@ -2899,7 +2898,7 @@
     </w:p>
     <w:p>
       <w:pPr>
-        <w:spacing w:line="300" w:lineRule="auto" w:after="120"/>
+        <w:spacing w:before="0" w:after="120" w:line="276" w:lineRule="auto"/>
       </w:pPr>
       <w:r>
         <w:rPr>
@@ -2912,7 +2911,7 @@
     </w:p>
     <w:p>
       <w:pPr>
-        <w:spacing w:line="300" w:lineRule="auto" w:after="120"/>
+        <w:spacing w:before="0" w:after="120" w:line="276" w:lineRule="auto"/>
       </w:pPr>
       <w:r>
         <w:rPr>
@@ -2925,7 +2924,7 @@
     </w:p>
     <w:p>
       <w:pPr>
-        <w:spacing w:line="300" w:lineRule="auto" w:after="120"/>
+        <w:spacing w:before="0" w:after="120" w:line="276" w:lineRule="auto"/>
       </w:pPr>
       <w:r>
         <w:rPr>
@@ -2938,20 +2937,20 @@
     </w:p>
     <w:p>
       <w:pPr>
-        <w:spacing w:line="300" w:lineRule="auto" w:after="120"/>
-      </w:pPr>
-      <w:r>
-        <w:rPr>
-          <w:rFonts w:ascii="Montserrat" w:hAnsi="Montserrat"/>
-          <w:color w:val="222222"/>
-          <w:sz w:val="24"/>
-        </w:rPr>
-        <w:t>Không khó để hình dung ra rằng nó thuộc kiểu người luôn ôm giữ nỗi đau và sự lo âu một mình. Nó luôn có thói quen chịu đựng cho đến khi đứng ngay trên bờ vực của sự sụp đổ, một điều mà Amane từ lâu đã ước gì mình có thể thay đổi được ở nó. Lần này, dù là nhờ vào sự khích lệ nhẹ nhàng của chú Shuuto đã thúc đẩy, Itsuki đã chủ động tìm kiếm sự hỗ trợ. Cử chỉ đó khiến Amane thực lòng cảm thấy vô cùng hạnh phúc.</w:t>
-      </w:r>
-    </w:p>
-    <w:p>
-      <w:pPr>
-        <w:spacing w:line="300" w:lineRule="auto" w:after="120"/>
+        <w:spacing w:before="0" w:after="120" w:line="276" w:lineRule="auto"/>
+      </w:pPr>
+      <w:r>
+        <w:rPr>
+          <w:rFonts w:ascii="Montserrat" w:hAnsi="Montserrat"/>
+          <w:color w:val="222222"/>
+          <w:sz w:val="24"/>
+        </w:rPr>
+        <w:t>Không khó để hình dung ra rằng nó thuộc kiểu người luôn ôm giữ nỗi đau và sự lo âu một mình. Nó luôn có thói quen chịu đựng cho đến khi đứng ngay trên bờ vực của sự sụp đổ, một điều mà Amane từ lâu đã ước gì mình có thể thay đổi được ở nó. Lần này, dù là nhờ vào sự khích lệ nhẹ nhàng của bác Shuuto đã thúc đẩy, Itsuki đã chủ động tìm kiếm sự hỗ trợ. Cử chỉ đó khiến Amane thực lòng cảm thấy vô cùng hạnh phúc.</w:t>
+      </w:r>
+    </w:p>
+    <w:p>
+      <w:pPr>
+        <w:spacing w:before="0" w:after="120" w:line="276" w:lineRule="auto"/>
       </w:pPr>
       <w:r>
         <w:rPr>
@@ -2964,7 +2963,7 @@
     </w:p>
     <w:p>
       <w:pPr>
-        <w:spacing w:line="300" w:lineRule="auto" w:after="120"/>
+        <w:spacing w:before="0" w:after="120" w:line="276" w:lineRule="auto"/>
       </w:pPr>
       <w:r>
         <w:rPr>
@@ -2977,7 +2976,7 @@
     </w:p>
     <w:p>
       <w:pPr>
-        <w:spacing w:line="300" w:lineRule="auto" w:after="120"/>
+        <w:spacing w:before="0" w:after="120" w:line="276" w:lineRule="auto"/>
       </w:pPr>
       <w:r>
         <w:rPr>
@@ -2990,7 +2989,7 @@
     </w:p>
     <w:p>
       <w:pPr>
-        <w:spacing w:line="300" w:lineRule="auto" w:after="120"/>
+        <w:spacing w:before="0" w:after="120" w:line="276" w:lineRule="auto"/>
       </w:pPr>
       <w:r>
         <w:rPr>
@@ -3003,7 +3002,7 @@
     </w:p>
     <w:p>
       <w:pPr>
-        <w:spacing w:line="300" w:lineRule="auto" w:after="120"/>
+        <w:spacing w:before="0" w:after="120" w:line="276" w:lineRule="auto"/>
       </w:pPr>
       <w:r>
         <w:rPr>
@@ -3016,7 +3015,7 @@
     </w:p>
     <w:p>
       <w:pPr>
-        <w:spacing w:line="300" w:lineRule="auto" w:after="120"/>
+        <w:spacing w:before="0" w:after="120" w:line="276" w:lineRule="auto"/>
       </w:pPr>
       <w:r>
         <w:rPr>
@@ -3029,7 +3028,7 @@
     </w:p>
     <w:p>
       <w:pPr>
-        <w:spacing w:line="300" w:lineRule="auto" w:after="120"/>
+        <w:spacing w:before="0" w:after="120" w:line="276" w:lineRule="auto"/>
       </w:pPr>
       <w:r>
         <w:rPr>
@@ -3042,7 +3041,7 @@
     </w:p>
     <w:p>
       <w:pPr>
-        <w:spacing w:line="300" w:lineRule="auto" w:after="120"/>
+        <w:spacing w:before="0" w:after="120" w:line="276" w:lineRule="auto"/>
       </w:pPr>
       <w:r>
         <w:rPr>
@@ -3055,7 +3054,7 @@
     </w:p>
     <w:p>
       <w:pPr>
-        <w:spacing w:line="300" w:lineRule="auto" w:after="120"/>
+        <w:spacing w:before="0" w:after="120" w:line="276" w:lineRule="auto"/>
       </w:pPr>
       <w:r>
         <w:rPr>
@@ -3068,7 +3067,7 @@
     </w:p>
     <w:p>
       <w:pPr>
-        <w:spacing w:line="300" w:lineRule="auto" w:after="120"/>
+        <w:spacing w:before="0" w:after="120" w:line="276" w:lineRule="auto"/>
       </w:pPr>
       <w:r>
         <w:rPr>
@@ -3081,7 +3080,7 @@
     </w:p>
     <w:p>
       <w:pPr>
-        <w:spacing w:line="300" w:lineRule="auto" w:after="120"/>
+        <w:spacing w:before="0" w:after="120" w:line="276" w:lineRule="auto"/>
       </w:pPr>
       <w:r>
         <w:rPr>
@@ -3094,7 +3093,7 @@
     </w:p>
     <w:p>
       <w:pPr>
-        <w:spacing w:line="300" w:lineRule="auto" w:after="120"/>
+        <w:spacing w:before="0" w:after="120" w:line="276" w:lineRule="auto"/>
       </w:pPr>
       <w:r>
         <w:rPr>
@@ -3107,7 +3106,7 @@
     </w:p>
     <w:p>
       <w:pPr>
-        <w:spacing w:line="300" w:lineRule="auto" w:after="120"/>
+        <w:spacing w:before="0" w:after="120" w:line="276" w:lineRule="auto"/>
       </w:pPr>
       <w:r>
         <w:rPr>
@@ -3120,7 +3119,7 @@
     </w:p>
     <w:p>
       <w:pPr>
-        <w:spacing w:line="300" w:lineRule="auto" w:after="120"/>
+        <w:spacing w:before="0" w:after="120" w:line="276" w:lineRule="auto"/>
       </w:pPr>
       <w:r>
         <w:rPr>
@@ -3133,7 +3132,7 @@
     </w:p>
     <w:p>
       <w:pPr>
-        <w:spacing w:line="300" w:lineRule="auto" w:after="120"/>
+        <w:spacing w:before="0" w:after="120" w:line="276" w:lineRule="auto"/>
       </w:pPr>
       <w:r>
         <w:rPr>
@@ -3146,7 +3145,7 @@
     </w:p>
     <w:p>
       <w:pPr>
-        <w:spacing w:line="300" w:lineRule="auto" w:after="120"/>
+        <w:spacing w:before="0" w:after="120" w:line="276" w:lineRule="auto"/>
       </w:pPr>
       <w:r>
         <w:rPr>
@@ -3159,14 +3158,14 @@
     </w:p>
     <w:p>
       <w:pPr>
-        <w:spacing w:before="320" w:after="320"/>
+        <w:spacing w:before="280" w:after="280"/>
         <w:jc w:val="center"/>
       </w:pPr>
       <w:r>
         <w:rPr>
           <w:rFonts w:ascii="Montserrat" w:hAnsi="Montserrat"/>
           <w:b w:val="0"/>
-          <w:color w:val="222222"/>
+          <w:color w:val="333333"/>
           <w:sz w:val="26"/>
         </w:rPr>
         <w:t>✧ ₊ ✦ ₊ ✧</w:t>
@@ -3174,7 +3173,7 @@
     </w:p>
     <w:p>
       <w:pPr>
-        <w:spacing w:line="300" w:lineRule="auto" w:after="120"/>
+        <w:spacing w:before="0" w:after="120" w:line="276" w:lineRule="auto"/>
       </w:pPr>
       <w:r>
         <w:rPr>
@@ -3187,7 +3186,7 @@
     </w:p>
     <w:p>
       <w:pPr>
-        <w:spacing w:line="300" w:lineRule="auto" w:after="120"/>
+        <w:spacing w:before="0" w:after="120" w:line="276" w:lineRule="auto"/>
       </w:pPr>
       <w:r>
         <w:rPr>
@@ -3200,7 +3199,7 @@
     </w:p>
     <w:p>
       <w:pPr>
-        <w:spacing w:line="300" w:lineRule="auto" w:after="120"/>
+        <w:spacing w:before="0" w:after="120" w:line="276" w:lineRule="auto"/>
       </w:pPr>
       <w:r>
         <w:rPr>
@@ -3213,20 +3212,20 @@
     </w:p>
     <w:p>
       <w:pPr>
-        <w:spacing w:line="300" w:lineRule="auto" w:after="120"/>
-      </w:pPr>
-      <w:r>
-        <w:rPr>
-          <w:rFonts w:ascii="Montserrat" w:hAnsi="Montserrat"/>
-          <w:color w:val="222222"/>
-          <w:sz w:val="24"/>
-        </w:rPr>
-        <w:t>“…Vâng ạ.”</w:t>
-      </w:r>
-    </w:p>
-    <w:p>
-      <w:pPr>
-        <w:spacing w:line="300" w:lineRule="auto" w:after="120"/>
+        <w:spacing w:before="0" w:after="120" w:line="276" w:lineRule="auto"/>
+      </w:pPr>
+      <w:r>
+        <w:rPr>
+          <w:rFonts w:ascii="Montserrat" w:hAnsi="Montserrat"/>
+          <w:color w:val="222222"/>
+          <w:sz w:val="24"/>
+        </w:rPr>
+        <w:t>“…Vâng.”</w:t>
+      </w:r>
+    </w:p>
+    <w:p>
+      <w:pPr>
+        <w:spacing w:before="0" w:after="120" w:line="276" w:lineRule="auto"/>
       </w:pPr>
       <w:r>
         <w:rPr>
@@ -3239,20 +3238,20 @@
     </w:p>
     <w:p>
       <w:pPr>
-        <w:spacing w:line="300" w:lineRule="auto" w:after="120"/>
-      </w:pPr>
-      <w:r>
-        <w:rPr>
-          <w:rFonts w:ascii="Montserrat" w:hAnsi="Montserrat"/>
-          <w:color w:val="222222"/>
-          <w:sz w:val="24"/>
-        </w:rPr>
-        <w:t>“Con thực sự xin lỗi vì tất cả những rắc rối mà con đã gây ra hồi đó ạ.” Là nguyên nhân cho những thử thách của chú Shuuto trong quá khứ, Amane chỉ biết cúi đầu thật sâu, không thể đơn giản gạt phăng nhận xét đó đi được.</w:t>
-      </w:r>
-    </w:p>
-    <w:p>
-      <w:pPr>
-        <w:spacing w:line="300" w:lineRule="auto" w:after="120"/>
+        <w:spacing w:before="0" w:after="120" w:line="276" w:lineRule="auto"/>
+      </w:pPr>
+      <w:r>
+        <w:rPr>
+          <w:rFonts w:ascii="Montserrat" w:hAnsi="Montserrat"/>
+          <w:color w:val="222222"/>
+          <w:sz w:val="24"/>
+        </w:rPr>
+        <w:t>“Con thực sự xin lỗi vì tất cả những rắc rối mà con đã gây ra hồi đó ạ.” Là nguyên nhân cho những thử thách của bố trong quá khứ, Amane chỉ biết cúi đầu thật sâu, không thể đơn giản gạt phăng nhận xét đó đi được.</w:t>
+      </w:r>
+    </w:p>
+    <w:p>
+      <w:pPr>
+        <w:spacing w:before="0" w:after="120" w:line="276" w:lineRule="auto"/>
       </w:pPr>
       <w:r>
         <w:rPr>
@@ -3265,7 +3264,7 @@
     </w:p>
     <w:p>
       <w:pPr>
-        <w:spacing w:line="300" w:lineRule="auto" w:after="120"/>
+        <w:spacing w:before="0" w:after="120" w:line="276" w:lineRule="auto"/>
       </w:pPr>
       <w:r>
         <w:rPr>
@@ -3278,7 +3277,7 @@
     </w:p>
     <w:p>
       <w:pPr>
-        <w:spacing w:line="300" w:lineRule="auto" w:after="120"/>
+        <w:spacing w:before="0" w:after="120" w:line="276" w:lineRule="auto"/>
       </w:pPr>
       <w:r>
         <w:rPr>
@@ -3291,7 +3290,7 @@
     </w:p>
     <w:p>
       <w:pPr>
-        <w:spacing w:line="300" w:lineRule="auto" w:after="120"/>
+        <w:spacing w:before="0" w:after="120" w:line="276" w:lineRule="auto"/>
       </w:pPr>
       <w:r>
         <w:rPr>
@@ -3304,7 +3303,7 @@
     </w:p>
     <w:p>
       <w:pPr>
-        <w:spacing w:line="300" w:lineRule="auto" w:after="120"/>
+        <w:spacing w:before="0" w:after="120" w:line="276" w:lineRule="auto"/>
       </w:pPr>
       <w:r>
         <w:rPr>
@@ -3317,7 +3316,7 @@
     </w:p>
     <w:p>
       <w:pPr>
-        <w:spacing w:line="300" w:lineRule="auto" w:after="120"/>
+        <w:spacing w:before="0" w:after="120" w:line="276" w:lineRule="auto"/>
       </w:pPr>
       <w:r>
         <w:rPr>
@@ -3330,7 +3329,7 @@
     </w:p>
     <w:p>
       <w:pPr>
-        <w:spacing w:line="300" w:lineRule="auto" w:after="120"/>
+        <w:spacing w:before="0" w:after="120" w:line="276" w:lineRule="auto"/>
       </w:pPr>
       <w:r>
         <w:rPr>
@@ -3343,7 +3342,7 @@
     </w:p>
     <w:p>
       <w:pPr>
-        <w:spacing w:line="300" w:lineRule="auto" w:after="120"/>
+        <w:spacing w:before="0" w:after="120" w:line="276" w:lineRule="auto"/>
       </w:pPr>
       <w:r>
         <w:rPr>
@@ -3356,7 +3355,7 @@
     </w:p>
     <w:p>
       <w:pPr>
-        <w:spacing w:line="300" w:lineRule="auto" w:after="120"/>
+        <w:spacing w:before="0" w:after="120" w:line="276" w:lineRule="auto"/>
       </w:pPr>
       <w:r>
         <w:rPr>
@@ -3369,7 +3368,7 @@
     </w:p>
     <w:p>
       <w:pPr>
-        <w:spacing w:line="300" w:lineRule="auto" w:after="120"/>
+        <w:spacing w:before="0" w:after="120" w:line="276" w:lineRule="auto"/>
       </w:pPr>
       <w:r>
         <w:rPr>
@@ -3382,7 +3381,7 @@
     </w:p>
     <w:p>
       <w:pPr>
-        <w:spacing w:line="300" w:lineRule="auto" w:after="120"/>
+        <w:spacing w:before="0" w:after="120" w:line="276" w:lineRule="auto"/>
       </w:pPr>
       <w:r>
         <w:rPr>
@@ -3395,7 +3394,7 @@
     </w:p>
     <w:p>
       <w:pPr>
-        <w:spacing w:line="300" w:lineRule="auto" w:after="120"/>
+        <w:spacing w:before="0" w:after="120" w:line="276" w:lineRule="auto"/>
       </w:pPr>
       <w:r>
         <w:rPr>
@@ -3408,7 +3407,7 @@
     </w:p>
     <w:p>
       <w:pPr>
-        <w:spacing w:line="300" w:lineRule="auto" w:after="120"/>
+        <w:spacing w:before="0" w:after="120" w:line="276" w:lineRule="auto"/>
       </w:pPr>
       <w:r>
         <w:rPr>
@@ -3421,7 +3420,7 @@
     </w:p>
     <w:p>
       <w:pPr>
-        <w:spacing w:line="300" w:lineRule="auto" w:after="120"/>
+        <w:spacing w:before="0" w:after="120" w:line="276" w:lineRule="auto"/>
       </w:pPr>
       <w:r>
         <w:rPr>
@@ -3434,7 +3433,7 @@
     </w:p>
     <w:p>
       <w:pPr>
-        <w:spacing w:line="300" w:lineRule="auto" w:after="120"/>
+        <w:spacing w:before="0" w:after="120" w:line="276" w:lineRule="auto"/>
       </w:pPr>
       <w:r>
         <w:rPr>
@@ -3447,7 +3446,7 @@
     </w:p>
     <w:p>
       <w:pPr>
-        <w:spacing w:line="300" w:lineRule="auto" w:after="120"/>
+        <w:spacing w:before="0" w:after="120" w:line="276" w:lineRule="auto"/>
       </w:pPr>
       <w:r>
         <w:rPr>
@@ -3460,7 +3459,7 @@
     </w:p>
     <w:p>
       <w:pPr>
-        <w:spacing w:line="300" w:lineRule="auto" w:after="120"/>
+        <w:spacing w:before="0" w:after="120" w:line="276" w:lineRule="auto"/>
       </w:pPr>
       <w:r>
         <w:rPr>
@@ -3473,7 +3472,7 @@
     </w:p>
     <w:p>
       <w:pPr>
-        <w:spacing w:line="300" w:lineRule="auto" w:after="120"/>
+        <w:spacing w:before="0" w:after="120" w:line="276" w:lineRule="auto"/>
       </w:pPr>
       <w:r>
         <w:rPr>
@@ -3486,7 +3485,7 @@
     </w:p>
     <w:p>
       <w:pPr>
-        <w:spacing w:line="300" w:lineRule="auto" w:after="120"/>
+        <w:spacing w:before="0" w:after="120" w:line="276" w:lineRule="auto"/>
       </w:pPr>
       <w:r>
         <w:rPr>
@@ -3499,7 +3498,7 @@
     </w:p>
     <w:p>
       <w:pPr>
-        <w:spacing w:line="300" w:lineRule="auto" w:after="120"/>
+        <w:spacing w:before="0" w:after="120" w:line="276" w:lineRule="auto"/>
       </w:pPr>
       <w:r>
         <w:rPr>
@@ -3512,7 +3511,7 @@
     </w:p>
     <w:p>
       <w:pPr>
-        <w:spacing w:line="300" w:lineRule="auto" w:after="120"/>
+        <w:spacing w:before="0" w:after="120" w:line="276" w:lineRule="auto"/>
       </w:pPr>
       <w:r>
         <w:rPr>
@@ -3525,7 +3524,7 @@
     </w:p>
     <w:p>
       <w:pPr>
-        <w:spacing w:line="300" w:lineRule="auto" w:after="120"/>
+        <w:spacing w:before="0" w:after="120" w:line="276" w:lineRule="auto"/>
       </w:pPr>
       <w:r>
         <w:rPr>
@@ -3538,7 +3537,7 @@
     </w:p>
     <w:p>
       <w:pPr>
-        <w:spacing w:line="300" w:lineRule="auto" w:after="120"/>
+        <w:spacing w:before="0" w:after="120" w:line="276" w:lineRule="auto"/>
       </w:pPr>
       <w:r>
         <w:rPr>
@@ -3551,7 +3550,7 @@
     </w:p>
     <w:p>
       <w:pPr>
-        <w:spacing w:line="300" w:lineRule="auto" w:after="120"/>
+        <w:spacing w:before="0" w:after="120" w:line="276" w:lineRule="auto"/>
       </w:pPr>
       <w:r>
         <w:rPr>
@@ -3564,7 +3563,7 @@
     </w:p>
     <w:p>
       <w:pPr>
-        <w:spacing w:line="300" w:lineRule="auto" w:after="120"/>
+        <w:spacing w:before="0" w:after="120" w:line="276" w:lineRule="auto"/>
       </w:pPr>
       <w:r>
         <w:rPr>
@@ -3577,20 +3576,20 @@
     </w:p>
     <w:p>
       <w:pPr>
-        <w:spacing w:line="300" w:lineRule="auto" w:after="120"/>
-      </w:pPr>
-      <w:r>
-        <w:rPr>
-          <w:rFonts w:ascii="Montserrat" w:hAnsi="Montserrat"/>
-          <w:color w:val="222222"/>
-          <w:sz w:val="24"/>
-        </w:rPr>
-        <w:t>“Dạ không, không sao đâu ạ. Cháu có hơi giật mình một chút, nhưng thật tuyệt khi được gặp lại chú ạ, chú Shuuto,” Mahiru lịch sự đáp lại.</w:t>
-      </w:r>
-    </w:p>
-    <w:p>
-      <w:pPr>
-        <w:spacing w:line="300" w:lineRule="auto" w:after="120"/>
+        <w:spacing w:before="0" w:after="120" w:line="276" w:lineRule="auto"/>
+      </w:pPr>
+      <w:r>
+        <w:rPr>
+          <w:rFonts w:ascii="Montserrat" w:hAnsi="Montserrat"/>
+          <w:color w:val="222222"/>
+          <w:sz w:val="24"/>
+        </w:rPr>
+        <w:t>“Dạ không, không sao đâu ạ. Cháu có hơi giật mình một chút, nhưng thật tuyệt khi được gặp lại bác ạ, bác Shuuto,” Mahiru lịch sự đáp lại.</w:t>
+      </w:r>
+    </w:p>
+    <w:p>
+      <w:pPr>
+        <w:spacing w:before="0" w:after="120" w:line="276" w:lineRule="auto"/>
       </w:pPr>
       <w:r>
         <w:rPr>
@@ -3603,7 +3602,7 @@
     </w:p>
     <w:p>
       <w:pPr>
-        <w:spacing w:line="300" w:lineRule="auto" w:after="120"/>
+        <w:spacing w:before="0" w:after="120" w:line="276" w:lineRule="auto"/>
       </w:pPr>
       <w:r>
         <w:rPr>
@@ -3616,7 +3615,7 @@
     </w:p>
     <w:p>
       <w:pPr>
-        <w:spacing w:line="300" w:lineRule="auto" w:after="120"/>
+        <w:spacing w:before="0" w:after="120" w:line="276" w:lineRule="auto"/>
       </w:pPr>
       <w:r>
         <w:rPr>
@@ -3629,7 +3628,7 @@
     </w:p>
     <w:p>
       <w:pPr>
-        <w:spacing w:line="300" w:lineRule="auto" w:after="120"/>
+        <w:spacing w:before="0" w:after="120" w:line="276" w:lineRule="auto"/>
       </w:pPr>
       <w:r>
         <w:rPr>
@@ -3642,7 +3641,7 @@
     </w:p>
     <w:p>
       <w:pPr>
-        <w:spacing w:line="300" w:lineRule="auto" w:after="120"/>
+        <w:spacing w:before="0" w:after="120" w:line="276" w:lineRule="auto"/>
       </w:pPr>
       <w:r>
         <w:rPr>
@@ -3655,7 +3654,7 @@
     </w:p>
     <w:p>
       <w:pPr>
-        <w:spacing w:line="300" w:lineRule="auto" w:after="120"/>
+        <w:spacing w:before="0" w:after="120" w:line="276" w:lineRule="auto"/>
       </w:pPr>
       <w:r>
         <w:rPr>
@@ -3668,7 +3667,7 @@
     </w:p>
     <w:p>
       <w:pPr>
-        <w:spacing w:line="300" w:lineRule="auto" w:after="120"/>
+        <w:spacing w:before="0" w:after="120" w:line="276" w:lineRule="auto"/>
       </w:pPr>
       <w:r>
         <w:rPr>
@@ -3681,20 +3680,20 @@
     </w:p>
     <w:p>
       <w:pPr>
-        <w:spacing w:line="300" w:lineRule="auto" w:after="120"/>
-      </w:pPr>
-      <w:r>
-        <w:rPr>
-          <w:rFonts w:ascii="Montserrat" w:hAnsi="Montserrat"/>
-          <w:color w:val="222222"/>
-          <w:sz w:val="24"/>
-        </w:rPr>
-        <w:t>Về phần Mahiru, cô sẽ chẳng phiền lòng nếu cô Shihoko ngủ lại và thực tế là rất hoan nghênh ý tưởng đó. Cô khẽ cụp mắt xuống thất vọng và lẩm bẩm: “Tiếc thật đấy ạ…” một phản ứng chắc chắn sẽ khiến cô Shihoko cảm động đến rơi nước mắt nếu nghe thấy.</w:t>
-      </w:r>
-    </w:p>
-    <w:p>
-      <w:pPr>
-        <w:spacing w:line="300" w:lineRule="auto" w:after="120"/>
+        <w:spacing w:before="0" w:after="120" w:line="276" w:lineRule="auto"/>
+      </w:pPr>
+      <w:r>
+        <w:rPr>
+          <w:rFonts w:ascii="Montserrat" w:hAnsi="Montserrat"/>
+          <w:color w:val="222222"/>
+          <w:sz w:val="24"/>
+        </w:rPr>
+        <w:t>Về phần Mahiru, cô sẽ chẳng phiền lòng nếu cô Shihoko ngủ lại và thực tế là rất hoan nghênh ý tưởng đó. Cô khẽ cụp mắt xuống thất vọng và lẩm bẩm: “Tiếc thật đấy chứ…” một phản ứng chắc chắn sẽ khiến cô Shihoko cảm động đến rơi nước mắt nếu nghe thấy.</w:t>
+      </w:r>
+    </w:p>
+    <w:p>
+      <w:pPr>
+        <w:spacing w:before="0" w:after="120" w:line="276" w:lineRule="auto"/>
       </w:pPr>
       <w:r>
         <w:rPr>
@@ -3707,7 +3706,7 @@
     </w:p>
     <w:p>
       <w:pPr>
-        <w:spacing w:line="300" w:lineRule="auto" w:after="120"/>
+        <w:spacing w:before="0" w:after="120" w:line="276" w:lineRule="auto"/>
       </w:pPr>
       <w:r>
         <w:rPr>
@@ -3720,7 +3719,7 @@
     </w:p>
     <w:p>
       <w:pPr>
-        <w:spacing w:line="300" w:lineRule="auto" w:after="120"/>
+        <w:spacing w:before="0" w:after="120" w:line="276" w:lineRule="auto"/>
       </w:pPr>
       <w:r>
         <w:rPr>
@@ -3733,7 +3732,7 @@
     </w:p>
     <w:p>
       <w:pPr>
-        <w:spacing w:line="300" w:lineRule="auto" w:after="120"/>
+        <w:spacing w:before="0" w:after="120" w:line="276" w:lineRule="auto"/>
       </w:pPr>
       <w:r>
         <w:rPr>
@@ -3746,20 +3745,20 @@
     </w:p>
     <w:p>
       <w:pPr>
-        <w:spacing w:line="300" w:lineRule="auto" w:after="120"/>
-      </w:pPr>
-      <w:r>
-        <w:rPr>
-          <w:rFonts w:ascii="Montserrat" w:hAnsi="Montserrat"/>
-          <w:color w:val="222222"/>
-          <w:sz w:val="24"/>
-        </w:rPr>
-        <w:t>“Ông bà nội sao ạ?”</w:t>
-      </w:r>
-    </w:p>
-    <w:p>
-      <w:pPr>
-        <w:spacing w:line="300" w:lineRule="auto" w:after="120"/>
+        <w:spacing w:before="0" w:after="120" w:line="276" w:lineRule="auto"/>
+      </w:pPr>
+      <w:r>
+        <w:rPr>
+          <w:rFonts w:ascii="Montserrat" w:hAnsi="Montserrat"/>
+          <w:color w:val="222222"/>
+          <w:sz w:val="24"/>
+        </w:rPr>
+        <w:t>“Ông bà nội sao?”</w:t>
+      </w:r>
+    </w:p>
+    <w:p>
+      <w:pPr>
+        <w:spacing w:before="0" w:after="120" w:line="276" w:lineRule="auto"/>
       </w:pPr>
       <w:r>
         <w:rPr>
@@ -3772,7 +3771,7 @@
     </w:p>
     <w:p>
       <w:pPr>
-        <w:spacing w:line="300" w:lineRule="auto" w:after="120"/>
+        <w:spacing w:before="0" w:after="120" w:line="276" w:lineRule="auto"/>
       </w:pPr>
       <w:r>
         <w:rPr>
@@ -3785,7 +3784,7 @@
     </w:p>
     <w:p>
       <w:pPr>
-        <w:spacing w:line="300" w:lineRule="auto" w:after="120"/>
+        <w:spacing w:before="0" w:after="120" w:line="276" w:lineRule="auto"/>
       </w:pPr>
       <w:r>
         <w:rPr>
@@ -3798,7 +3797,7 @@
     </w:p>
     <w:p>
       <w:pPr>
-        <w:spacing w:line="300" w:lineRule="auto" w:after="120"/>
+        <w:spacing w:before="0" w:after="120" w:line="276" w:lineRule="auto"/>
       </w:pPr>
       <w:r>
         <w:rPr>
@@ -3811,7 +3810,7 @@
     </w:p>
     <w:p>
       <w:pPr>
-        <w:spacing w:line="300" w:lineRule="auto" w:after="120"/>
+        <w:spacing w:before="0" w:after="120" w:line="276" w:lineRule="auto"/>
       </w:pPr>
       <w:r>
         <w:rPr>
@@ -3824,7 +3823,7 @@
     </w:p>
     <w:p>
       <w:pPr>
-        <w:spacing w:line="300" w:lineRule="auto" w:after="120"/>
+        <w:spacing w:before="0" w:after="120" w:line="276" w:lineRule="auto"/>
       </w:pPr>
       <w:r>
         <w:rPr>
@@ -3837,7 +3836,7 @@
     </w:p>
     <w:p>
       <w:pPr>
-        <w:spacing w:line="300" w:lineRule="auto" w:after="120"/>
+        <w:spacing w:before="0" w:after="120" w:line="276" w:lineRule="auto"/>
       </w:pPr>
       <w:r>
         <w:rPr>
@@ -3850,7 +3849,7 @@
     </w:p>
     <w:p>
       <w:pPr>
-        <w:spacing w:line="300" w:lineRule="auto" w:after="120"/>
+        <w:spacing w:before="0" w:after="120" w:line="276" w:lineRule="auto"/>
       </w:pPr>
       <w:r>
         <w:rPr>
@@ -3863,7 +3862,7 @@
     </w:p>
     <w:p>
       <w:pPr>
-        <w:spacing w:line="300" w:lineRule="auto" w:after="120"/>
+        <w:spacing w:before="0" w:after="120" w:line="276" w:lineRule="auto"/>
       </w:pPr>
       <w:r>
         <w:rPr>
@@ -3876,7 +3875,7 @@
     </w:p>
     <w:p>
       <w:pPr>
-        <w:spacing w:line="300" w:lineRule="auto" w:after="120"/>
+        <w:spacing w:before="0" w:after="120" w:line="276" w:lineRule="auto"/>
       </w:pPr>
       <w:r>
         <w:rPr>
@@ -3889,7 +3888,7 @@
     </w:p>
     <w:p>
       <w:pPr>
-        <w:spacing w:line="300" w:lineRule="auto" w:after="120"/>
+        <w:spacing w:before="0" w:after="120" w:line="276" w:lineRule="auto"/>
       </w:pPr>
       <w:r>
         <w:rPr>
@@ -3902,7 +3901,7 @@
     </w:p>
     <w:p>
       <w:pPr>
-        <w:spacing w:line="300" w:lineRule="auto" w:after="120"/>
+        <w:spacing w:before="0" w:after="120" w:line="276" w:lineRule="auto"/>
       </w:pPr>
       <w:r>
         <w:rPr>
@@ -3915,7 +3914,7 @@
     </w:p>
     <w:p>
       <w:pPr>
-        <w:spacing w:line="300" w:lineRule="auto" w:after="120"/>
+        <w:spacing w:before="0" w:after="120" w:line="276" w:lineRule="auto"/>
       </w:pPr>
       <w:r>
         <w:rPr>
@@ -3928,7 +3927,7 @@
     </w:p>
     <w:p>
       <w:pPr>
-        <w:spacing w:line="300" w:lineRule="auto" w:after="120"/>
+        <w:spacing w:before="0" w:after="120" w:line="276" w:lineRule="auto"/>
       </w:pPr>
       <w:r>
         <w:rPr>
@@ -3941,7 +3940,7 @@
     </w:p>
     <w:p>
       <w:pPr>
-        <w:spacing w:line="300" w:lineRule="auto" w:after="120"/>
+        <w:spacing w:before="0" w:after="120" w:line="276" w:lineRule="auto"/>
       </w:pPr>
       <w:r>
         <w:rPr>
@@ -3954,7 +3953,7 @@
     </w:p>
     <w:p>
       <w:pPr>
-        <w:spacing w:line="300" w:lineRule="auto" w:after="120"/>
+        <w:spacing w:before="0" w:after="120" w:line="276" w:lineRule="auto"/>
       </w:pPr>
       <w:r>
         <w:rPr>
@@ -3967,20 +3966,20 @@
     </w:p>
     <w:p>
       <w:pPr>
-        <w:spacing w:line="300" w:lineRule="auto" w:after="120"/>
-      </w:pPr>
-      <w:r>
-        <w:rPr>
-          <w:rFonts w:ascii="Montserrat" w:hAnsi="Montserrat"/>
-          <w:color w:val="222222"/>
-          <w:sz w:val="24"/>
-        </w:rPr>
-        <w:t>“Mọi chuyện vẫn chưa thực sự kết thúc đâu ạ… nhưng đúng là vậy thật. Cháu không ngờ lại thấy Akazawa-san và chú Shuuto đi cùng nhau như thế.” Mahiru đáp lại, đôi gò má mềm mại của cô để lộ một nụ cười nhẹ.</w:t>
-      </w:r>
-    </w:p>
-    <w:p>
-      <w:pPr>
-        <w:spacing w:line="300" w:lineRule="auto" w:after="120"/>
+        <w:spacing w:before="0" w:after="120" w:line="276" w:lineRule="auto"/>
+      </w:pPr>
+      <w:r>
+        <w:rPr>
+          <w:rFonts w:ascii="Montserrat" w:hAnsi="Montserrat"/>
+          <w:color w:val="222222"/>
+          <w:sz w:val="24"/>
+        </w:rPr>
+        <w:t>“Mọi chuyện vẫn chưa thực sự kết thúc đâu ạ… nhưng đúng là vậy thật. Cháu không ngờ lại thấy Akazawa-kun và bác Shuuto đi cùng nhau như thế.” Mahiru đáp lại, đôi gò má mềm mại của cô để lộ một nụ cười nhẹ.</w:t>
+      </w:r>
+    </w:p>
+    <w:p>
+      <w:pPr>
+        <w:spacing w:before="0" w:after="120" w:line="276" w:lineRule="auto"/>
       </w:pPr>
       <w:r>
         <w:rPr>
@@ -3993,20 +3992,20 @@
     </w:p>
     <w:p>
       <w:pPr>
-        <w:spacing w:line="300" w:lineRule="auto" w:after="120"/>
-      </w:pPr>
-      <w:r>
-        <w:rPr>
-          <w:rFonts w:ascii="Montserrat" w:hAnsi="Montserrat"/>
-          <w:color w:val="222222"/>
-          <w:sz w:val="24"/>
-        </w:rPr>
-        <w:t>“Tớ nghĩ Akazawa-san đã ngập ngừng vào phút chót đấy ạ. Cậu ấy có xu hướng rất để ý đến bầu không khí xung quanh đúng không ạ? Mặc dù luôn bảo cậu hãy dựa dẫm vào cậu ấy, nhưng bản thân cậu ấy lại luôn cố tự mình gánh vác mọi vấn đề một mình. Tớ đoán là cậu ấy đã kiềm chế lại vì có mặt tớ ở đây ạ,” Mahiru đáp lại, đi đến cùng một kết luận với Amane.</w:t>
-      </w:r>
-    </w:p>
-    <w:p>
-      <w:pPr>
-        <w:spacing w:line="300" w:lineRule="auto" w:after="120"/>
+        <w:spacing w:before="0" w:after="120" w:line="276" w:lineRule="auto"/>
+      </w:pPr>
+      <w:r>
+        <w:rPr>
+          <w:rFonts w:ascii="Montserrat" w:hAnsi="Montserrat"/>
+          <w:color w:val="222222"/>
+          <w:sz w:val="24"/>
+        </w:rPr>
+        <w:t>“Tớ nghĩ Akazawa-kun đã ngập ngừng vào phút chót đấy chứ. Cậu ấy có xu hướng rất để ý đến bầu không khí xung quanh đúng không? Mặc dù luôn bảo cậu hãy dựa dẫm vào cậu ấy, nhưng bản thân cậu ấy lại luôn cố tự mình gánh vác mọi vấn đề một mình. Tớ đoán là cậu ấy đã kiềm chế lại vì có mặt tớ ở đây ạ,” Mahiru đáp lại, đi đến cùng một kết luận với Amane.</w:t>
+      </w:r>
+    </w:p>
+    <w:p>
+      <w:pPr>
+        <w:spacing w:before="0" w:after="120" w:line="276" w:lineRule="auto"/>
       </w:pPr>
       <w:r>
         <w:rPr>
@@ -4019,7 +4018,7 @@
     </w:p>
     <w:p>
       <w:pPr>
-        <w:spacing w:line="300" w:lineRule="auto" w:after="120"/>
+        <w:spacing w:before="0" w:after="120" w:line="276" w:lineRule="auto"/>
       </w:pPr>
       <w:r>
         <w:rPr>
@@ -4032,7 +4031,7 @@
     </w:p>
     <w:p>
       <w:pPr>
-        <w:spacing w:line="300" w:lineRule="auto" w:after="120"/>
+        <w:spacing w:before="0" w:after="120" w:line="276" w:lineRule="auto"/>
       </w:pPr>
       <w:r>
         <w:rPr>
@@ -4045,7 +4044,7 @@
     </w:p>
     <w:p>
       <w:pPr>
-        <w:spacing w:line="300" w:lineRule="auto" w:after="120"/>
+        <w:spacing w:before="0" w:after="120" w:line="276" w:lineRule="auto"/>
       </w:pPr>
       <w:r>
         <w:rPr>
@@ -4058,20 +4057,20 @@
     </w:p>
     <w:p>
       <w:pPr>
-        <w:spacing w:line="300" w:lineRule="auto" w:after="120"/>
-      </w:pPr>
-      <w:r>
-        <w:rPr>
-          <w:rFonts w:ascii="Montserrat" w:hAnsi="Montserrat"/>
-          <w:color w:val="222222"/>
-          <w:sz w:val="24"/>
-        </w:rPr>
-        <w:t>“Tớ nghĩ cậu cũng có thể thẳng thắn bộc trực hơn với Akazawa-san một chút đấy, cậu biết không ạ?” Mahiru gợi ý.</w:t>
-      </w:r>
-    </w:p>
-    <w:p>
-      <w:pPr>
-        <w:spacing w:line="300" w:lineRule="auto" w:after="120"/>
+        <w:spacing w:before="0" w:after="120" w:line="276" w:lineRule="auto"/>
+      </w:pPr>
+      <w:r>
+        <w:rPr>
+          <w:rFonts w:ascii="Montserrat" w:hAnsi="Montserrat"/>
+          <w:color w:val="222222"/>
+          <w:sz w:val="24"/>
+        </w:rPr>
+        <w:t>“Tớ nghĩ cậu cũng có thể thẳng thắn bộc trực hơn với Akazawa-kun một chút đấy, cậu biết không?” Mahiru gợi ý.</w:t>
+      </w:r>
+    </w:p>
+    <w:p>
+      <w:pPr>
+        <w:spacing w:before="0" w:after="120" w:line="276" w:lineRule="auto"/>
       </w:pPr>
       <w:r>
         <w:rPr>
@@ -4084,20 +4083,20 @@
     </w:p>
     <w:p>
       <w:pPr>
-        <w:spacing w:line="300" w:lineRule="auto" w:after="120"/>
-      </w:pPr>
-      <w:r>
-        <w:rPr>
-          <w:rFonts w:ascii="Montserrat" w:hAnsi="Montserrat"/>
-          <w:color w:val="222222"/>
-          <w:sz w:val="24"/>
-        </w:rPr>
-        <w:t>“Chẳng phải đó chính xác là lý do tại sao Chitose-san và mọi người lại gọi cậu là một 'tsundere' sao ạ?”</w:t>
-      </w:r>
-    </w:p>
-    <w:p>
-      <w:pPr>
-        <w:spacing w:line="300" w:lineRule="auto" w:after="120"/>
+        <w:spacing w:before="0" w:after="120" w:line="276" w:lineRule="auto"/>
+      </w:pPr>
+      <w:r>
+        <w:rPr>
+          <w:rFonts w:ascii="Montserrat" w:hAnsi="Montserrat"/>
+          <w:color w:val="222222"/>
+          <w:sz w:val="24"/>
+        </w:rPr>
+        <w:t>“Chẳng phải đó chính xác là lý do tại sao Chitose và mọi người lại gọi cậu là một 'tsundere' sao?”</w:t>
+      </w:r>
+    </w:p>
+    <w:p>
+      <w:pPr>
+        <w:spacing w:before="0" w:after="120" w:line="276" w:lineRule="auto"/>
       </w:pPr>
       <w:r>
         <w:rPr>
@@ -4110,7 +4109,7 @@
     </w:p>
     <w:p>
       <w:pPr>
-        <w:spacing w:line="300" w:lineRule="auto" w:after="120"/>
+        <w:spacing w:before="0" w:after="120" w:line="276" w:lineRule="auto"/>
       </w:pPr>
       <w:r>
         <w:rPr>
@@ -4123,7 +4122,7 @@
     </w:p>
     <w:p>
       <w:pPr>
-        <w:spacing w:line="300" w:lineRule="auto" w:after="120"/>
+        <w:spacing w:before="0" w:after="120" w:line="276" w:lineRule="auto"/>
       </w:pPr>
       <w:r>
         <w:rPr>
@@ -4136,7 +4135,7 @@
     </w:p>
     <w:sectPr>
       <w:pgSz w:w="12240" w:h="15840"/>
-      <w:pgMar w:top="1440" w:right="1800" w:bottom="1440" w:left="1800" w:header="720" w:footer="720" w:gutter="0"/>
+      <w:pgMar w:top="1440" w:right="1440" w:bottom="1440" w:left="1440" w:header="720" w:footer="720" w:gutter="0"/>
       <w:cols w:space="720"/>
       <w:docGrid w:linePitch="360"/>
     </w:sectPr>

--- a/public/chapters/vol10/07-Chương-7-Vị-khách-bất-ngờ-dịp-cuối-năm.docx
+++ b/public/chapters/vol10/07-Chương-7-Vị-khách-bất-ngờ-dịp-cuối-năm.docx
@@ -196,7 +196,7 @@
           <w:color w:val="222222"/>
           <w:sz w:val="24"/>
         </w:rPr>
-        <w:t>“Làm ơn đừng có cúi đầu như thế chứ ạ! Chúng mình vẫn đang ở giữa lúc nấu nướng mà.”</w:t>
+        <w:t>“Làm ơn đừng có cúi đầu như thế chứ nè! Chúng mình vẫn đang ở giữa lúc nấu nướng mà.”</w:t>
       </w:r>
     </w:p>
     <w:p>
@@ -482,7 +482,7 @@
           <w:color w:val="222222"/>
           <w:sz w:val="24"/>
         </w:rPr>
-        <w:t>“Tớ sẽ cho phép cậu được nếm thử để đổi lấy lời khen ngợi vừa rồi nhé ạ.”</w:t>
+        <w:t>“Tớ sẽ cho phép cậu được nếm thử để đổi lấy lời khen ngợi vừa rồi nha.”</w:t>
       </w:r>
     </w:p>
     <w:p>
@@ -3870,20 +3870,20 @@
           <w:color w:val="222222"/>
           <w:sz w:val="24"/>
         </w:rPr>
-        <w:t>Shuuto hoàn toàn không hề nao núng trước ý nghĩ con trai mình sẽ đi mắng vợ mình. Chú thậm chí có lẽ sẽ còn đứng về phía Amane với một câu chốt hạ nhanh gọn: “Thì chính em là người đã lỡ miệng để lộ ra mà, Shihoko à, nên đó là lỗi của em thôi.” Thái độ điềm tĩnh và công bằng của chú nhắc nhở Amane về việc bố mình là một người vô tư, công bằng đến mức nào.</w:t>
-      </w:r>
-    </w:p>
-    <w:p>
-      <w:pPr>
-        <w:spacing w:before="0" w:after="120" w:line="276" w:lineRule="auto"/>
-      </w:pPr>
-      <w:r>
-        <w:rPr>
-          <w:rFonts w:ascii="Montserrat" w:hAnsi="Montserrat"/>
-          <w:color w:val="222222"/>
-          <w:sz w:val="24"/>
-        </w:rPr>
-        <w:t>Đó chính là một điểm mình rất thích ở bố, Amane nghĩ thầm khi cùng Mahiru đi theo chú ra phía cửa trước.</w:t>
+        <w:t>Shuuto hoàn toàn không hề nao núng trước ý nghĩ con trai mình sẽ đi mắng vợ mình. Chú thậm chí có lẽ sẽ còn đứng về phía Amane với một câu chốt hạ nhanh gọn: “Thì chính em là người đã lỡ miệng để lộ ra mà, Shihoko à, nên đó là lỗi của em thôi.” Thái độ điềm tĩnh và công bằng của ông nhắc nhở Amane về việc bố mình là một người vô tư, công bằng đến mức nào.</w:t>
+      </w:r>
+    </w:p>
+    <w:p>
+      <w:pPr>
+        <w:spacing w:before="0" w:after="120" w:line="276" w:lineRule="auto"/>
+      </w:pPr>
+      <w:r>
+        <w:rPr>
+          <w:rFonts w:ascii="Montserrat" w:hAnsi="Montserrat"/>
+          <w:color w:val="222222"/>
+          <w:sz w:val="24"/>
+        </w:rPr>
+        <w:t>Đó chính là một điểm mình rất thích ở bố, Amane nghĩ thầm khi cùng Mahiru đi theo ông ra phía cửa trước.</w:t>
       </w:r>
     </w:p>
     <w:p>
